--- a/tests/corpus_v2/docs/labor_0002.docx
+++ b/tests/corpus_v2/docs/labor_0002.docx
@@ -21,19 +21,25 @@
         <w:rPr>
           <w:b/>
         </w:rPr>
-        <w:t xml:space="preserve">№ 43/2024-А</w:t>
-      </w:r>
-    </w:p>
-    <w:p/>
-    <w:p>
-      <w:r>
-        <w:t xml:space="preserve">г. Воронеж</w:t>
+        <w:t xml:space="preserve">№ </w:t>
+      </w:r>
+      <w:r>
+        <w:rPr>
+          <w:b/>
+        </w:rPr>
+        <w:t xml:space="preserve">3/20</w:t>
+      </w:r>
+    </w:p>
+    <w:p/>
+    <w:p>
+      <w:r>
+        <w:t xml:space="preserve">г. Сергиев Посад</w:t>
       </w:r>
       <w:r>
         <w:t xml:space="preserve">     </w:t>
       </w:r>
       <w:r>
-        <w:t xml:space="preserve">«06» января 2025 г.</w:t>
+        <w:t xml:space="preserve">5 декабря 2023 г.</w:t>
       </w:r>
     </w:p>
     <w:p/>
@@ -90,10 +96,10 @@
         <w:t xml:space="preserve">, именуемый в дальнейшем «Работник»</w:t>
       </w:r>
       <w:r>
-        <w:t xml:space="preserve">, с другой стороны, совместно именуемые «Стороны», заключили настоящий </w:t>
-      </w:r>
-      <w:r>
-        <w:t xml:space="preserve">Договор № 61/2023-Д</w:t>
+        <w:t xml:space="preserve">, с другой стороны, совместно именуемые «Стороны», заключили настоящий Договор № </w:t>
+      </w:r>
+      <w:r>
+        <w:t xml:space="preserve">04Ф-83899/25-211Д</w:t>
       </w:r>
       <w:r>
         <w:t xml:space="preserve"> (далее — Договор) о нижеследующем:</w:t>
@@ -140,7 +146,13 @@
         <w:t xml:space="preserve">Должностной оклад Работника: </w:t>
       </w:r>
       <w:r>
-        <w:t xml:space="preserve">500 000 руб.</w:t>
+        <w:t xml:space="preserve">85 800 000 (восемьдесят пять миллионов восемьсот тысяч) ₽</w:t>
+      </w:r>
+      <w:r>
+        <w:t xml:space="preserve">, </w:t>
+      </w:r>
+      <w:r>
+        <w:t xml:space="preserve">Без НДС</w:t>
       </w:r>
       <w:r>
         <w:t xml:space="preserve">. Заработная плата выплачивается не реже чем каждые полмесяца.</w:t>
@@ -154,7 +166,7 @@
         <w:t xml:space="preserve">Ежегодный оплачиваемый отпуск: </w:t>
       </w:r>
       <w:r>
-        <w:t xml:space="preserve">90 дней с момента заключения контракта</w:t>
+        <w:t xml:space="preserve">в течение десяти рабочих дней с момента подписания акта</w:t>
       </w:r>
       <w:r>
         <w:t xml:space="preserve">.</w:t>
@@ -174,7 +186,7 @@
         <w:t xml:space="preserve">2.1. Общая цена Договора: </w:t>
       </w:r>
       <w:r>
-        <w:t xml:space="preserve">200 000 рублей</w:t>
+        <w:t xml:space="preserve">____ руб. (_____)_____ коп., включая НДС ___ руб. (_____)_____ коп.</w:t>
       </w:r>
       <w:r>
         <w:t xml:space="preserve">.</w:t>
@@ -185,7 +197,13 @@
         <w:t xml:space="preserve">2.2. Налог: </w:t>
       </w:r>
       <w:r>
-        <w:t xml:space="preserve">21% годовых</w:t>
+        <w:t xml:space="preserve">20 (двадцать) процентов от общей суммы счета</w:t>
+      </w:r>
+      <w:r>
+        <w:t xml:space="preserve">, но не более </w:t>
+      </w:r>
+      <w:r>
+        <w:t xml:space="preserve">15% от цены Договора</w:t>
       </w:r>
       <w:r>
         <w:t xml:space="preserve">.</w:t>
@@ -196,7 +214,7 @@
         <w:t xml:space="preserve">2.3. Срок оплаты — </w:t>
       </w:r>
       <w:r>
-        <w:t xml:space="preserve">25 рабочих дней с момента поступления денежных средств на расчетный счет</w:t>
+        <w:t xml:space="preserve">в течение пяти банковских дней</w:t>
       </w:r>
       <w:r>
         <w:t xml:space="preserve">.</w:t>
@@ -216,7 +234,7 @@
         <w:t xml:space="preserve">, артикул </w:t>
       </w:r>
       <w:r>
-        <w:t xml:space="preserve">RM-6572-49</w:t>
+        <w:t xml:space="preserve">RM-9377-88</w:t>
       </w:r>
       <w:r>
         <w:t xml:space="preserve">, код </w:t>
@@ -276,16 +294,7 @@
         <w:t xml:space="preserve">. Цена — </w:t>
       </w:r>
       <w:r>
-        <w:t xml:space="preserve">включая НДС </w:t>
-      </w:r>
-      <w:r>
-        <w:t xml:space="preserve">22%</w:t>
-      </w:r>
-      <w:r>
-        <w:t xml:space="preserve"> в размере </w:t>
-      </w:r>
-      <w:r>
-        <w:t xml:space="preserve">23 088 (Двадцать три тысячи восемьдесят восемь) рублей</w:t>
+        <w:t xml:space="preserve">4 430 000 (четыре миллиона четыреста тридцать тысяч) рублей 00 копеек</w:t>
       </w:r>
       <w:r>
         <w:t xml:space="preserve">.</w:t>
@@ -305,7 +314,7 @@
         <w:t xml:space="preserve">3.1. Место исполнения обязательств: </w:t>
       </w:r>
       <w:r>
-        <w:t xml:space="preserve">Ленинградская обл., тер. СНТ «Родник», уч. 44</w:t>
+        <w:t xml:space="preserve">Ленинградская обл., Ленинский р-н, 59 км автодороги М-2 «Дон», стр. 4</w:t>
       </w:r>
       <w:r>
         <w:t xml:space="preserve">.</w:t>
@@ -322,7 +331,7 @@
         <w:t xml:space="preserve"> по телефону </w:t>
       </w:r>
       <w:r>
-        <w:t xml:space="preserve">+7 (843) 383-46-54</w:t>
+        <w:t xml:space="preserve">+7 (812) 388-54-41</w:t>
       </w:r>
       <w:r>
         <w:t xml:space="preserve">.</w:t>
@@ -333,7 +342,7 @@
         <w:t xml:space="preserve">3.3. Срок исполнения обязательств — </w:t>
       </w:r>
       <w:r>
-        <w:t xml:space="preserve">5 рабочих дней</w:t>
+        <w:t xml:space="preserve">не позднее 12.09.2025</w:t>
       </w:r>
       <w:r>
         <w:t xml:space="preserve">.</w:t>
@@ -364,13 +373,19 @@
         <w:t xml:space="preserve">Размер неустойки за нарушение сроков оплаты: </w:t>
       </w:r>
       <w:r>
-        <w:t xml:space="preserve">не более 20% от цены договора</w:t>
+        <w:t xml:space="preserve">1/300 ключевой ставки ЦБ РФ от стоимости неоплаченных работ</w:t>
+      </w:r>
+      <w:r>
+        <w:t xml:space="preserve">, но не более </w:t>
+      </w:r>
+      <w:r>
+        <w:t xml:space="preserve">0,2 (двух десятых) % от цены Договора</w:t>
       </w:r>
       <w:r>
         <w:t xml:space="preserve">. Предельный размер ответственности: </w:t>
       </w:r>
       <w:r>
-        <w:t xml:space="preserve">1/130 ключевой ставки ЦБ РФ</w:t>
+        <w:t xml:space="preserve">1/130 ключевой ставки ЦБ РФ от общей суммы счета</w:t>
       </w:r>
       <w:r>
         <w:t xml:space="preserve">.</w:t>
@@ -392,7 +407,7 @@
         <w:t xml:space="preserve">Сторона, для которой создалась невозможность исполнения, обязана уведомить другую Сторону. Срок уведомления — </w:t>
       </w:r>
       <w:r>
-        <w:t xml:space="preserve">не позднее 28.10.2025</w:t>
+        <w:t xml:space="preserve">в течение 60 банковских дней с даты подписания Сторонами акта сдачи-приемки оказанных услуг</w:t>
       </w:r>
       <w:r>
         <w:t xml:space="preserve">.</w:t>
@@ -406,7 +421,7 @@
         <w:t xml:space="preserve">Все споры и разногласия решаются путём переговоров. Претензионный порядок обязателен, срок ответа на претензию — </w:t>
       </w:r>
       <w:r>
-        <w:t xml:space="preserve">не более 24 месяцев с момента заключения кредитного договора</w:t>
+        <w:t xml:space="preserve">в течение 10 рабочих дней со дня предъявления требования</w:t>
       </w:r>
       <w:r>
         <w:t xml:space="preserve">.</w:t>
@@ -436,6 +451,74 @@
       </w:r>
       <w:r>
         <w:t xml:space="preserve">иВаНоВ Артём</w:t>
+      </w:r>
+    </w:p>
+    <w:p/>
+    <w:p/>
+    <w:p>
+      <w:r>
+        <w:rPr>
+          <w:b/>
+        </w:rPr>
+        <w:t xml:space="preserve">9. КОНТРОЛЬНЫЕ ВЕЛИЧИНЫ</w:t>
+      </w:r>
+    </w:p>
+    <w:p>
+      <w:r>
+        <w:t xml:space="preserve">9.1. Контрольная запись: </w:t>
+      </w:r>
+      <w:r>
+        <w:t xml:space="preserve">6/23</w:t>
+      </w:r>
+      <w:r>
+        <w:t xml:space="preserve">.</w:t>
+      </w:r>
+    </w:p>
+    <w:p>
+      <w:r>
+        <w:t xml:space="preserve">9.2. Контрольная запись: </w:t>
+      </w:r>
+      <w:r>
+        <w:rPr>
+          <w:b/>
+        </w:rPr>
+        <w:t xml:space="preserve">6 6</w:t>
+      </w:r>
+      <w:r>
+        <w:t xml:space="preserve">30 002 рубля 5 коп.</w:t>
+      </w:r>
+      <w:r>
+        <w:t xml:space="preserve">.</w:t>
+      </w:r>
+    </w:p>
+    <w:p>
+      <w:r>
+        <w:t xml:space="preserve">9.3. Контрольная запись: </w:t>
+      </w:r>
+      <w:r>
+        <w:rPr>
+          <w:b/>
+        </w:rPr>
+        <w:t xml:space="preserve">1</w:t>
+      </w:r>
+      <w:r>
+        <w:t xml:space="preserve">0 (десять) процентов за каждый день просрочки</w:t>
+      </w:r>
+      <w:r>
+        <w:t xml:space="preserve">.</w:t>
+      </w:r>
+    </w:p>
+    <w:p>
+      <w:r>
+        <w:t xml:space="preserve">9.4. Контрольная запись: </w:t>
+      </w:r>
+      <w:r>
+        <w:t xml:space="preserve">не позднее 01.02.20</w:t>
+        <w:br/>
+        <w:t xml:space="preserve">26</w:t>
+      </w:r>
+      <w:r>
+        <w:t xml:space="preserve">.</w:t>
       </w:r>
     </w:p>
     <w:p/>
@@ -487,7 +570,7 @@
               <w:t xml:space="preserve">Юридический адрес: </w:t>
             </w:r>
             <w:r>
-              <w:t xml:space="preserve">Ленинградская обл., Ленинский р-н, 28 км автодороги М-1 «Дон», стр. 1</w:t>
+              <w:t xml:space="preserve">Новосибирская обл., тер. СНТ «Родник», уч. 8</w:t>
             </w:r>
           </w:p>
           <w:p>
@@ -542,7 +625,7 @@
               <w:t xml:space="preserve">Тел.: </w:t>
             </w:r>
             <w:r>
-              <w:t xml:space="preserve">+7 (383) 790-29-37</w:t>
+              <w:t xml:space="preserve">+7 (495) 342-57-93</w:t>
             </w:r>
           </w:p>
           <w:p>
@@ -550,7 +633,7 @@
               <w:t xml:space="preserve">E-mail: </w:t>
             </w:r>
             <w:r>
-              <w:t xml:space="preserve">oganesyan@corp-tehno.ru</w:t>
+              <w:t xml:space="preserve">oganesyan@romashka.ru</w:t>
             </w:r>
           </w:p>
           <w:p/>
@@ -607,7 +690,7 @@
               <w:t xml:space="preserve">Адрес регистрации: </w:t>
             </w:r>
             <w:r>
-              <w:t xml:space="preserve">Ленинградская обл., тер. СНТ «Родник», уч. 8</w:t>
+              <w:t xml:space="preserve">630099, Республика Татарстан, г. Новосибирск, ш. Октябрьская, д. 2, корп. 3, литера А, пом. 29, оф. 354</w:t>
             </w:r>
           </w:p>
           <w:p>
@@ -646,7 +729,7 @@
               <w:t xml:space="preserve">Тел.: </w:t>
             </w:r>
             <w:r>
-              <w:t xml:space="preserve">+7 (495) 445-46-80</w:t>
+              <w:t xml:space="preserve">+7 (383) 217-37-20</w:t>
             </w:r>
           </w:p>
           <w:p>
@@ -713,13 +796,13 @@
       <w:t xml:space="preserve">ООО «Восход» · </w:t>
     </w:r>
     <w:r>
-      <w:t xml:space="preserve">+7 (846) 790-73-76</w:t>
+      <w:t xml:space="preserve">+7 (383) 844-21-48</w:t>
     </w:r>
     <w:r>
       <w:t xml:space="preserve"> · </w:t>
     </w:r>
     <w:r>
-      <w:t xml:space="preserve">oganesyan@mail.ru</w:t>
+      <w:t xml:space="preserve">oganesyan@romashka.ru</w:t>
     </w:r>
   </w:p>
 </w:hdr>

--- a/tests/corpus_v2/docs/labor_0002.docx
+++ b/tests/corpus_v2/docs/labor_0002.docx
@@ -468,7 +468,13 @@
         <w:t xml:space="preserve">9.1. Контрольная запись: </w:t>
       </w:r>
       <w:r>
-        <w:t xml:space="preserve">6/23</w:t>
+        <w:rPr>
+          <w:b/>
+        </w:rPr>
+        <w:t xml:space="preserve">6/2</w:t>
+      </w:r>
+      <w:r>
+        <w:t xml:space="preserve">3</w:t>
       </w:r>
       <w:r>
         <w:t xml:space="preserve">.</w:t>

--- a/tests/corpus_v2/docs/labor_0002.docx
+++ b/tests/corpus_v2/docs/labor_0002.docx
@@ -27,19 +27,19 @@
         <w:rPr>
           <w:b/>
         </w:rPr>
-        <w:t xml:space="preserve">3/20</w:t>
-      </w:r>
-    </w:p>
-    <w:p/>
-    <w:p>
-      <w:r>
-        <w:t xml:space="preserve">г. Сергиев Посад</w:t>
+        <w:t xml:space="preserve">22Ф-44310/14-715Д</w:t>
+      </w:r>
+    </w:p>
+    <w:p/>
+    <w:p>
+      <w:r>
+        <w:t xml:space="preserve">г. Тверь</w:t>
       </w:r>
       <w:r>
         <w:t xml:space="preserve">     </w:t>
       </w:r>
       <w:r>
-        <w:t xml:space="preserve">5 декабря 2023 г.</w:t>
+        <w:t xml:space="preserve">1 ноября 2024 г.</w:t>
       </w:r>
     </w:p>
     <w:p/>
@@ -99,7 +99,7 @@
         <w:t xml:space="preserve">, с другой стороны, совместно именуемые «Стороны», заключили настоящий Договор № </w:t>
       </w:r>
       <w:r>
-        <w:t xml:space="preserve">04Ф-83899/25-211Д</w:t>
+        <w:t xml:space="preserve">27Ф-78660/17-984Д</w:t>
       </w:r>
       <w:r>
         <w:t xml:space="preserve"> (далее — Договор) о нижеследующем:</w:t>
@@ -146,7 +146,7 @@
         <w:t xml:space="preserve">Должностной оклад Работника: </w:t>
       </w:r>
       <w:r>
-        <w:t xml:space="preserve">85 800 000 (восемьдесят пять миллионов восемьсот тысяч) ₽</w:t>
+        <w:t xml:space="preserve">6 420 000 (шесть миллионов четыреста двадцать тысяч) ₽</w:t>
       </w:r>
       <w:r>
         <w:t xml:space="preserve">, </w:t>
@@ -166,7 +166,7 @@
         <w:t xml:space="preserve">Ежегодный оплачиваемый отпуск: </w:t>
       </w:r>
       <w:r>
-        <w:t xml:space="preserve">в течение десяти рабочих дней с момента подписания акта</w:t>
+        <w:t xml:space="preserve">в течение пяти рабочих дней с момента подписания акта</w:t>
       </w:r>
       <w:r>
         <w:t xml:space="preserve">.</w:t>
@@ -203,7 +203,7 @@
         <w:t xml:space="preserve">, но не более </w:t>
       </w:r>
       <w:r>
-        <w:t xml:space="preserve">15% от цены Договора</w:t>
+        <w:t xml:space="preserve">18% от цены Договора</w:t>
       </w:r>
       <w:r>
         <w:t xml:space="preserve">.</w:t>
@@ -214,7 +214,7 @@
         <w:t xml:space="preserve">2.3. Срок оплаты — </w:t>
       </w:r>
       <w:r>
-        <w:t xml:space="preserve">в течение пяти банковских дней</w:t>
+        <w:t xml:space="preserve">в течение тридцати банковских дней</w:t>
       </w:r>
       <w:r>
         <w:t xml:space="preserve">.</w:t>
@@ -234,7 +234,7 @@
         <w:t xml:space="preserve">, артикул </w:t>
       </w:r>
       <w:r>
-        <w:t xml:space="preserve">RM-9377-88</w:t>
+        <w:t xml:space="preserve">RM-6572-49</w:t>
       </w:r>
       <w:r>
         <w:t xml:space="preserve">, код </w:t>
@@ -294,7 +294,7 @@
         <w:t xml:space="preserve">. Цена — </w:t>
       </w:r>
       <w:r>
-        <w:t xml:space="preserve">4 430 000 (четыре миллиона четыреста тридцать тысяч) рублей 00 копеек</w:t>
+        <w:t xml:space="preserve">435 000 (четыреста тридцать пять тысяч) рублей 50 копеек</w:t>
       </w:r>
       <w:r>
         <w:t xml:space="preserve">.</w:t>
@@ -314,7 +314,7 @@
         <w:t xml:space="preserve">3.1. Место исполнения обязательств: </w:t>
       </w:r>
       <w:r>
-        <w:t xml:space="preserve">Ленинградская обл., Ленинский р-н, 59 км автодороги М-2 «Дон», стр. 4</w:t>
+        <w:t xml:space="preserve">Республика Татарстан, тер. СНТ «Родник», уч. 44</w:t>
       </w:r>
       <w:r>
         <w:t xml:space="preserve">.</w:t>
@@ -331,7 +331,7 @@
         <w:t xml:space="preserve"> по телефону </w:t>
       </w:r>
       <w:r>
-        <w:t xml:space="preserve">+7 (812) 388-54-41</w:t>
+        <w:t xml:space="preserve">+7 (843) 383-46-54</w:t>
       </w:r>
       <w:r>
         <w:t xml:space="preserve">.</w:t>
@@ -342,7 +342,7 @@
         <w:t xml:space="preserve">3.3. Срок исполнения обязательств — </w:t>
       </w:r>
       <w:r>
-        <w:t xml:space="preserve">не позднее 12.09.2025</w:t>
+        <w:t xml:space="preserve">не позднее 08.06.2025</w:t>
       </w:r>
       <w:r>
         <w:t xml:space="preserve">.</w:t>
@@ -471,10 +471,10 @@
         <w:rPr>
           <w:b/>
         </w:rPr>
-        <w:t xml:space="preserve">6/2</w:t>
-      </w:r>
-      <w:r>
-        <w:t xml:space="preserve">3</w:t>
+        <w:t xml:space="preserve">41/20</w:t>
+      </w:r>
+      <w:r>
+        <w:t xml:space="preserve">24-К</w:t>
       </w:r>
       <w:r>
         <w:t xml:space="preserve">.</w:t>
@@ -488,10 +488,10 @@
         <w:rPr>
           <w:b/>
         </w:rPr>
-        <w:t xml:space="preserve">6 6</w:t>
-      </w:r>
-      <w:r>
-        <w:t xml:space="preserve">30 002 рубля 5 коп.</w:t>
+        <w:t xml:space="preserve">91 8</w:t>
+      </w:r>
+      <w:r>
+        <w:t xml:space="preserve">00 002 рубля 0 коп.</w:t>
       </w:r>
       <w:r>
         <w:t xml:space="preserve">.</w:t>
@@ -505,10 +505,10 @@
         <w:rPr>
           <w:b/>
         </w:rPr>
-        <w:t xml:space="preserve">1</w:t>
-      </w:r>
-      <w:r>
-        <w:t xml:space="preserve">0 (десять) процентов за каждый день просрочки</w:t>
+        <w:t xml:space="preserve">1/1</w:t>
+      </w:r>
+      <w:r>
+        <w:t xml:space="preserve">50 ключевой ставки ЦБ РФ от цены Договора</w:t>
       </w:r>
       <w:r>
         <w:t xml:space="preserve">.</w:t>
@@ -519,9 +519,9 @@
         <w:t xml:space="preserve">9.4. Контрольная запись: </w:t>
       </w:r>
       <w:r>
-        <w:t xml:space="preserve">не позднее 01.02.20</w:t>
+        <w:t xml:space="preserve">не позднее 18.11.20</w:t>
         <w:br/>
-        <w:t xml:space="preserve">26</w:t>
+        <w:t xml:space="preserve">25</w:t>
       </w:r>
       <w:r>
         <w:t xml:space="preserve">.</w:t>
@@ -576,7 +576,15 @@
               <w:t xml:space="preserve">Юридический адрес: </w:t>
             </w:r>
             <w:r>
-              <w:t xml:space="preserve">Новосибирская обл., тер. СНТ «Родник», уч. 8</w:t>
+              <w:t xml:space="preserve">143400, Краснодарский край, г. Красногорск, ш. Октябрьская, д. 2, корп. 3, литера А, пом. 3, оф. 221</w:t>
+            </w:r>
+          </w:p>
+          <w:p>
+            <w:r>
+              <w:t xml:space="preserve">Почтовый адрес: </w:t>
+            </w:r>
+            <w:r>
+              <w:t xml:space="preserve">Новосибирская обл., тер. СНТ «Родник», уч. 5</w:t>
             </w:r>
           </w:p>
           <w:p>
@@ -631,7 +639,7 @@
               <w:t xml:space="preserve">Тел.: </w:t>
             </w:r>
             <w:r>
-              <w:t xml:space="preserve">+7 (495) 342-57-93</w:t>
+              <w:t xml:space="preserve">+7 (846) 790-73-76</w:t>
             </w:r>
           </w:p>
           <w:p>
@@ -639,7 +647,7 @@
               <w:t xml:space="preserve">E-mail: </w:t>
             </w:r>
             <w:r>
-              <w:t xml:space="preserve">oganesyan@romashka.ru</w:t>
+              <w:t xml:space="preserve">oganesyan@mail.ru</w:t>
             </w:r>
           </w:p>
           <w:p/>
@@ -696,7 +704,7 @@
               <w:t xml:space="preserve">Адрес регистрации: </w:t>
             </w:r>
             <w:r>
-              <w:t xml:space="preserve">630099, Республика Татарстан, г. Новосибирск, ш. Октябрьская, д. 2, корп. 3, литера А, пом. 29, оф. 354</w:t>
+              <w:t xml:space="preserve">143000, Республика Татарстан, г. Одинцово, ул. Баумана, д. 76, корп. 1, литера А, пом. 10, оф. 119</w:t>
             </w:r>
           </w:p>
           <w:p>
@@ -735,7 +743,7 @@
               <w:t xml:space="preserve">Тел.: </w:t>
             </w:r>
             <w:r>
-              <w:t xml:space="preserve">+7 (383) 217-37-20</w:t>
+              <w:t xml:space="preserve">+7 (843) 923-26-61</w:t>
             </w:r>
           </w:p>
           <w:p>
@@ -743,7 +751,7 @@
               <w:t xml:space="preserve">E-mail: </w:t>
             </w:r>
             <w:r>
-              <w:t xml:space="preserve">ivanov@romashka.ru</w:t>
+              <w:t xml:space="preserve">ivanov@corp-tehno.ru</w:t>
             </w:r>
           </w:p>
           <w:p/>
@@ -802,13 +810,13 @@
       <w:t xml:space="preserve">ООО «Восход» · </w:t>
     </w:r>
     <w:r>
-      <w:t xml:space="preserve">+7 (383) 844-21-48</w:t>
+      <w:t xml:space="preserve">+7 (499) 999-18-74</w:t>
     </w:r>
     <w:r>
       <w:t xml:space="preserve"> · </w:t>
     </w:r>
     <w:r>
-      <w:t xml:space="preserve">oganesyan@romashka.ru</w:t>
+      <w:t xml:space="preserve">oganesyan@list.ru</w:t>
     </w:r>
   </w:p>
 </w:hdr>

--- a/tests/corpus_v2/docs/labor_0002.docx
+++ b/tests/corpus_v2/docs/labor_0002.docx
@@ -72,7 +72,7 @@
         <w:t xml:space="preserve">паспорт </w:t>
       </w:r>
       <w:r>
-        <w:t xml:space="preserve">71 20 325868</w:t>
+        <w:t xml:space="preserve">14 02 070806</w:t>
       </w:r>
       <w:r>
         <w:t xml:space="preserve">, выдан </w:t>
@@ -291,10 +291,16 @@
         <w:t xml:space="preserve">МКАС при ТПП РФ</w:t>
       </w:r>
       <w:r>
+        <w:t xml:space="preserve">. Товар отгружается с сопроводительным документом паспорт качества № </w:t>
+      </w:r>
+      <w:r>
+        <w:t xml:space="preserve">54 06 560866</w:t>
+      </w:r>
+      <w:r>
         <w:t xml:space="preserve">. Цена — </w:t>
       </w:r>
       <w:r>
-        <w:t xml:space="preserve">435 000 (четыреста тридцать пять тысяч) рублей 50 копеек</w:t>
+        <w:t xml:space="preserve">526 000 (пятьсот двадцать шесть тысяч) рублей 00 копеек</w:t>
       </w:r>
       <w:r>
         <w:t xml:space="preserve">.</w:t>
@@ -314,7 +320,7 @@
         <w:t xml:space="preserve">3.1. Место исполнения обязательств: </w:t>
       </w:r>
       <w:r>
-        <w:t xml:space="preserve">Республика Татарстан, тер. СНТ «Родник», уч. 44</w:t>
+        <w:t xml:space="preserve">630099, Ленинградская обл., г. Новосибирск, бул. Баумана, д. 36, корп. 2, литера А, пом. 8, оф. 287</w:t>
       </w:r>
       <w:r>
         <w:t xml:space="preserve">.</w:t>
@@ -331,7 +337,7 @@
         <w:t xml:space="preserve"> по телефону </w:t>
       </w:r>
       <w:r>
-        <w:t xml:space="preserve">+7 (843) 383-46-54</w:t>
+        <w:t xml:space="preserve">+7 (383) 965-84-34</w:t>
       </w:r>
       <w:r>
         <w:t xml:space="preserve">.</w:t>
@@ -342,7 +348,7 @@
         <w:t xml:space="preserve">3.3. Срок исполнения обязательств — </w:t>
       </w:r>
       <w:r>
-        <w:t xml:space="preserve">не позднее 08.06.2025</w:t>
+        <w:t xml:space="preserve">не позднее 17.04.2026</w:t>
       </w:r>
       <w:r>
         <w:t xml:space="preserve">.</w:t>
@@ -407,7 +413,7 @@
         <w:t xml:space="preserve">Сторона, для которой создалась невозможность исполнения, обязана уведомить другую Сторону. Срок уведомления — </w:t>
       </w:r>
       <w:r>
-        <w:t xml:space="preserve">в течение 60 банковских дней с даты подписания Сторонами акта сдачи-приемки оказанных услуг</w:t>
+        <w:t xml:space="preserve">в течение 30 банковских дней с даты подписания Сторонами акта сдачи-приемки оказанных услуг</w:t>
       </w:r>
       <w:r>
         <w:t xml:space="preserve">.</w:t>
@@ -421,7 +427,7 @@
         <w:t xml:space="preserve">Все споры и разногласия решаются путём переговоров. Претензионный порядок обязателен, срок ответа на претензию — </w:t>
       </w:r>
       <w:r>
-        <w:t xml:space="preserve">в течение 10 рабочих дней со дня предъявления требования</w:t>
+        <w:t xml:space="preserve">в течение 30 рабочих дней со дня предъявления требования</w:t>
       </w:r>
       <w:r>
         <w:t xml:space="preserve">.</w:t>
@@ -471,10 +477,10 @@
         <w:rPr>
           <w:b/>
         </w:rPr>
-        <w:t xml:space="preserve">41/20</w:t>
-      </w:r>
-      <w:r>
-        <w:t xml:space="preserve">24-К</w:t>
+        <w:t xml:space="preserve">78/20</w:t>
+      </w:r>
+      <w:r>
+        <w:t xml:space="preserve">24-П</w:t>
       </w:r>
       <w:r>
         <w:t xml:space="preserve">.</w:t>
@@ -488,10 +494,10 @@
         <w:rPr>
           <w:b/>
         </w:rPr>
-        <w:t xml:space="preserve">91 8</w:t>
-      </w:r>
-      <w:r>
-        <w:t xml:space="preserve">00 002 рубля 0 коп.</w:t>
+        <w:t xml:space="preserve">8</w:t>
+      </w:r>
+      <w:r>
+        <w:t xml:space="preserve">59 002 рубля 0 коп.</w:t>
       </w:r>
       <w:r>
         <w:t xml:space="preserve">.</w:t>
@@ -505,10 +511,10 @@
         <w:rPr>
           <w:b/>
         </w:rPr>
-        <w:t xml:space="preserve">1/1</w:t>
-      </w:r>
-      <w:r>
-        <w:t xml:space="preserve">50 ключевой ставки ЦБ РФ от цены Договора</w:t>
+        <w:t xml:space="preserve">1</w:t>
+      </w:r>
+      <w:r>
+        <w:t xml:space="preserve">0 (десять) процентов годовых</w:t>
       </w:r>
       <w:r>
         <w:t xml:space="preserve">.</w:t>
@@ -519,7 +525,7 @@
         <w:t xml:space="preserve">9.4. Контрольная запись: </w:t>
       </w:r>
       <w:r>
-        <w:t xml:space="preserve">не позднее 18.11.20</w:t>
+        <w:t xml:space="preserve">не позднее 26.05.20</w:t>
         <w:br/>
         <w:t xml:space="preserve">25</w:t>
       </w:r>
@@ -576,7 +582,7 @@
               <w:t xml:space="preserve">Юридический адрес: </w:t>
             </w:r>
             <w:r>
-              <w:t xml:space="preserve">143400, Краснодарский край, г. Красногорск, ш. Октябрьская, д. 2, корп. 3, литера А, пом. 3, оф. 221</w:t>
+              <w:t xml:space="preserve">Московская обл., тер. СНТ «Родник», уч. 5</w:t>
             </w:r>
           </w:p>
           <w:p>
@@ -584,7 +590,7 @@
               <w:t xml:space="preserve">Почтовый адрес: </w:t>
             </w:r>
             <w:r>
-              <w:t xml:space="preserve">Новосибирская обл., тер. СНТ «Родник», уч. 5</w:t>
+              <w:t xml:space="preserve">Тверская обл., тер. СНТ «Родник», уч. 41</w:t>
             </w:r>
           </w:p>
           <w:p>
@@ -639,7 +645,7 @@
               <w:t xml:space="preserve">Тел.: </w:t>
             </w:r>
             <w:r>
-              <w:t xml:space="preserve">+7 (846) 790-73-76</w:t>
+              <w:t xml:space="preserve">+7 (495) 707-21-48</w:t>
             </w:r>
           </w:p>
           <w:p>
@@ -647,7 +653,7 @@
               <w:t xml:space="preserve">E-mail: </w:t>
             </w:r>
             <w:r>
-              <w:t xml:space="preserve">oganesyan@mail.ru</w:t>
+              <w:t xml:space="preserve">oganesyan@romashka.ru</w:t>
             </w:r>
           </w:p>
           <w:p/>
@@ -704,7 +710,7 @@
               <w:t xml:space="preserve">Адрес регистрации: </w:t>
             </w:r>
             <w:r>
-              <w:t xml:space="preserve">143000, Республика Татарстан, г. Одинцово, ул. Баумана, д. 76, корп. 1, литера А, пом. 10, оф. 119</w:t>
+              <w:t xml:space="preserve">Ленинградская обл., Ленинский р-н, 20 км автодороги М-9 «Дон», стр. 5</w:t>
             </w:r>
           </w:p>
           <w:p>
@@ -712,7 +718,7 @@
               <w:t xml:space="preserve">Паспорт </w:t>
             </w:r>
             <w:r>
-              <w:t xml:space="preserve">71 20 325868</w:t>
+              <w:t xml:space="preserve">14 02 070806</w:t>
             </w:r>
             <w:r>
               <w:t xml:space="preserve">, выдан ТП № 2 ОУФМС России по Московской обл. 09.02.2019</w:t>
@@ -729,13 +735,13 @@
               <w:t xml:space="preserve">СНИЛС </w:t>
             </w:r>
             <w:r>
-              <w:t xml:space="preserve">880-433-075 04</w:t>
+              <w:t xml:space="preserve">433-075-894 81</w:t>
             </w:r>
             <w:r>
               <w:t xml:space="preserve"> ИНН </w:t>
             </w:r>
             <w:r>
-              <w:t xml:space="preserve">101556923290</w:t>
+              <w:t xml:space="preserve">556923288031</w:t>
             </w:r>
           </w:p>
           <w:p>
@@ -743,7 +749,7 @@
               <w:t xml:space="preserve">Тел.: </w:t>
             </w:r>
             <w:r>
-              <w:t xml:space="preserve">+7 (843) 923-26-61</w:t>
+              <w:t xml:space="preserve">+7 (846) 944-51-13</w:t>
             </w:r>
           </w:p>
           <w:p>
@@ -810,13 +816,13 @@
       <w:t xml:space="preserve">ООО «Восход» · </w:t>
     </w:r>
     <w:r>
-      <w:t xml:space="preserve">+7 (499) 999-18-74</w:t>
+      <w:t xml:space="preserve">+7 (495) 667-78-92</w:t>
     </w:r>
     <w:r>
       <w:t xml:space="preserve"> · </w:t>
     </w:r>
     <w:r>
-      <w:t xml:space="preserve">oganesyan@list.ru</w:t>
+      <w:t xml:space="preserve">oganesyan@sibtrans.ru</w:t>
     </w:r>
   </w:p>
 </w:hdr>

--- a/tests/corpus_v2/docs/labor_0002.docx
+++ b/tests/corpus_v2/docs/labor_0002.docx
@@ -297,10 +297,46 @@
         <w:t xml:space="preserve">54 06 560866</w:t>
       </w:r>
       <w:r>
+        <w:t xml:space="preserve">. К партии приложен паспорт изделия № </w:t>
+      </w:r>
+      <w:r>
+        <w:t xml:space="preserve">65 02 380547</w:t>
+      </w:r>
+      <w:r>
+        <w:t xml:space="preserve">. Оборудование поставляется с паспортом транспортного средства № </w:t>
+      </w:r>
+      <w:r>
+        <w:t xml:space="preserve">16 12 754725</w:t>
+      </w:r>
+      <w:r>
+        <w:t xml:space="preserve">. Приёмка производится согласно техническому паспорту </w:t>
+      </w:r>
+      <w:r>
+        <w:t xml:space="preserve">91 03 423509</w:t>
+      </w:r>
+      <w:r>
+        <w:t xml:space="preserve">. СНИЛС не указан, номер заказа </w:t>
+      </w:r>
+      <w:r>
+        <w:t xml:space="preserve">284-289-356 31</w:t>
+      </w:r>
+      <w:r>
+        <w:t xml:space="preserve">. Дата рождения не проставлена, документ выдан </w:t>
+      </w:r>
+      <w:r>
+        <w:t xml:space="preserve">12.09.2024</w:t>
+      </w:r>
+      <w:r>
+        <w:t xml:space="preserve">. Код подразделения, см. артикул </w:t>
+      </w:r>
+      <w:r>
+        <w:t xml:space="preserve">196-524</w:t>
+      </w:r>
+      <w:r>
         <w:t xml:space="preserve">. Цена — </w:t>
       </w:r>
       <w:r>
-        <w:t xml:space="preserve">526 000 (пятьсот двадцать шесть тысяч) рублей 00 копеек</w:t>
+        <w:t xml:space="preserve">831 000 (восемьсот тридцать одна тысяча) рублей 00 копеек</w:t>
       </w:r>
       <w:r>
         <w:t xml:space="preserve">.</w:t>
@@ -320,7 +356,7 @@
         <w:t xml:space="preserve">3.1. Место исполнения обязательств: </w:t>
       </w:r>
       <w:r>
-        <w:t xml:space="preserve">630099, Ленинградская обл., г. Новосибирск, бул. Баумана, д. 36, корп. 2, литера А, пом. 8, оф. 287</w:t>
+        <w:t xml:space="preserve">Ленинградская обл., Ленинский р-н, 28 км автодороги М-1 «Дон», стр. 1</w:t>
       </w:r>
       <w:r>
         <w:t xml:space="preserve">.</w:t>
@@ -337,7 +373,7 @@
         <w:t xml:space="preserve"> по телефону </w:t>
       </w:r>
       <w:r>
-        <w:t xml:space="preserve">+7 (383) 965-84-34</w:t>
+        <w:t xml:space="preserve">+7 (812) 662-96-29</w:t>
       </w:r>
       <w:r>
         <w:t xml:space="preserve">.</w:t>
@@ -348,7 +384,7 @@
         <w:t xml:space="preserve">3.3. Срок исполнения обязательств — </w:t>
       </w:r>
       <w:r>
-        <w:t xml:space="preserve">не позднее 17.04.2026</w:t>
+        <w:t xml:space="preserve">не позднее 07.05.2025</w:t>
       </w:r>
       <w:r>
         <w:t xml:space="preserve">.</w:t>
@@ -413,7 +449,7 @@
         <w:t xml:space="preserve">Сторона, для которой создалась невозможность исполнения, обязана уведомить другую Сторону. Срок уведомления — </w:t>
       </w:r>
       <w:r>
-        <w:t xml:space="preserve">в течение 30 банковских дней с даты подписания Сторонами акта сдачи-приемки оказанных услуг</w:t>
+        <w:t xml:space="preserve">в течение 5 банковских дней с даты подписания Сторонами акта сдачи-приемки оказанных услуг</w:t>
       </w:r>
       <w:r>
         <w:t xml:space="preserve">.</w:t>
@@ -427,7 +463,7 @@
         <w:t xml:space="preserve">Все споры и разногласия решаются путём переговоров. Претензионный порядок обязателен, срок ответа на претензию — </w:t>
       </w:r>
       <w:r>
-        <w:t xml:space="preserve">в течение 30 рабочих дней со дня предъявления требования</w:t>
+        <w:t xml:space="preserve">в течение 10 рабочих дней со дня предъявления требования</w:t>
       </w:r>
       <w:r>
         <w:t xml:space="preserve">.</w:t>
@@ -477,10 +513,10 @@
         <w:rPr>
           <w:b/>
         </w:rPr>
-        <w:t xml:space="preserve">78/20</w:t>
-      </w:r>
-      <w:r>
-        <w:t xml:space="preserve">24-П</w:t>
+        <w:t xml:space="preserve">48/20</w:t>
+      </w:r>
+      <w:r>
+        <w:t xml:space="preserve">25-П</w:t>
       </w:r>
       <w:r>
         <w:t xml:space="preserve">.</w:t>
@@ -494,10 +530,10 @@
         <w:rPr>
           <w:b/>
         </w:rPr>
-        <w:t xml:space="preserve">8</w:t>
-      </w:r>
-      <w:r>
-        <w:t xml:space="preserve">59 002 рубля 0 коп.</w:t>
+        <w:t xml:space="preserve">1</w:t>
+      </w:r>
+      <w:r>
+        <w:t xml:space="preserve">90 002 рубля 0 коп.</w:t>
       </w:r>
       <w:r>
         <w:t xml:space="preserve">.</w:t>
@@ -511,10 +547,10 @@
         <w:rPr>
           <w:b/>
         </w:rPr>
-        <w:t xml:space="preserve">1</w:t>
-      </w:r>
-      <w:r>
-        <w:t xml:space="preserve">0 (десять) процентов годовых</w:t>
+        <w:t xml:space="preserve">2</w:t>
+      </w:r>
+      <w:r>
+        <w:t xml:space="preserve">0 (двадцать) процентов за каждый день просрочки</w:t>
       </w:r>
       <w:r>
         <w:t xml:space="preserve">.</w:t>
@@ -525,7 +561,7 @@
         <w:t xml:space="preserve">9.4. Контрольная запись: </w:t>
       </w:r>
       <w:r>
-        <w:t xml:space="preserve">не позднее 26.05.20</w:t>
+        <w:t xml:space="preserve">не позднее 17.02.20</w:t>
         <w:br/>
         <w:t xml:space="preserve">25</w:t>
       </w:r>
@@ -582,15 +618,7 @@
               <w:t xml:space="preserve">Юридический адрес: </w:t>
             </w:r>
             <w:r>
-              <w:t xml:space="preserve">Московская обл., тер. СНТ «Родник», уч. 5</w:t>
-            </w:r>
-          </w:p>
-          <w:p>
-            <w:r>
-              <w:t xml:space="preserve">Почтовый адрес: </w:t>
-            </w:r>
-            <w:r>
-              <w:t xml:space="preserve">Тверская обл., тер. СНТ «Родник», уч. 41</w:t>
+              <w:t xml:space="preserve">101000, Ленинградская обл., г. Москва, наб. Профсоюзная, д. 12, корп. 1, литера А, пом. 29, оф. 332</w:t>
             </w:r>
           </w:p>
           <w:p>
@@ -645,7 +673,7 @@
               <w:t xml:space="preserve">Тел.: </w:t>
             </w:r>
             <w:r>
-              <w:t xml:space="preserve">+7 (495) 707-21-48</w:t>
+              <w:t xml:space="preserve">+7 (499) 511-98-49</w:t>
             </w:r>
           </w:p>
           <w:p>
@@ -653,7 +681,7 @@
               <w:t xml:space="preserve">E-mail: </w:t>
             </w:r>
             <w:r>
-              <w:t xml:space="preserve">oganesyan@romashka.ru</w:t>
+              <w:t xml:space="preserve">oganesyan@gmail.com</w:t>
             </w:r>
           </w:p>
           <w:p/>
@@ -710,7 +738,7 @@
               <w:t xml:space="preserve">Адрес регистрации: </w:t>
             </w:r>
             <w:r>
-              <w:t xml:space="preserve">Ленинградская обл., Ленинский р-н, 20 км автодороги М-9 «Дон», стр. 5</w:t>
+              <w:t xml:space="preserve">603000, Московская обл., г. Нижний Новгород, наб. Кутузовский, д. 42, корп. 2, литера А, пом. 2, оф. 383</w:t>
             </w:r>
           </w:p>
           <w:p>
@@ -749,7 +777,7 @@
               <w:t xml:space="preserve">Тел.: </w:t>
             </w:r>
             <w:r>
-              <w:t xml:space="preserve">+7 (846) 944-51-13</w:t>
+              <w:t xml:space="preserve">+7 (383) 759-67-73</w:t>
             </w:r>
           </w:p>
           <w:p>
@@ -757,7 +785,7 @@
               <w:t xml:space="preserve">E-mail: </w:t>
             </w:r>
             <w:r>
-              <w:t xml:space="preserve">ivanov@corp-tehno.ru</w:t>
+              <w:t xml:space="preserve">ivanov@list.ru</w:t>
             </w:r>
           </w:p>
           <w:p/>
@@ -816,13 +844,13 @@
       <w:t xml:space="preserve">ООО «Восход» · </w:t>
     </w:r>
     <w:r>
-      <w:t xml:space="preserve">+7 (495) 667-78-92</w:t>
+      <w:t xml:space="preserve">+7 (812) 922-98-16</w:t>
     </w:r>
     <w:r>
       <w:t xml:space="preserve"> · </w:t>
     </w:r>
     <w:r>
-      <w:t xml:space="preserve">oganesyan@sibtrans.ru</w:t>
+      <w:t xml:space="preserve">oganesyan@corp-tehno.ru</w:t>
     </w:r>
   </w:p>
 </w:hdr>

--- a/tests/corpus_v2/docs/labor_0002.docx
+++ b/tests/corpus_v2/docs/labor_0002.docx
@@ -342,243 +342,120 @@
         <w:t xml:space="preserve">.</w:t>
       </w:r>
     </w:p>
-    <w:p/>
-    <w:p>
-      <w:r>
-        <w:rPr>
-          <w:b/>
-        </w:rPr>
-        <w:t xml:space="preserve">3. МЕСТО И СРОКИ ИСПОЛНЕНИЯ</w:t>
-      </w:r>
-    </w:p>
-    <w:p>
-      <w:r>
-        <w:t xml:space="preserve">3.1. Место исполнения обязательств: </w:t>
-      </w:r>
-      <w:r>
-        <w:t xml:space="preserve">Ленинградская обл., Ленинский р-н, 28 км автодороги М-1 «Дон», стр. 1</w:t>
-      </w:r>
-      <w:r>
-        <w:t xml:space="preserve">.</w:t>
-      </w:r>
-    </w:p>
-    <w:p>
-      <w:r>
-        <w:t xml:space="preserve">3.2. Уведомления направляются </w:t>
-      </w:r>
-      <w:r>
-        <w:t xml:space="preserve">Иванову Артёму Андреевичу</w:t>
-      </w:r>
-      <w:r>
-        <w:t xml:space="preserve"> по телефону </w:t>
-      </w:r>
-      <w:r>
-        <w:t xml:space="preserve">+7 (812) 662-96-29</w:t>
-      </w:r>
-      <w:r>
-        <w:t xml:space="preserve">.</w:t>
-      </w:r>
-    </w:p>
-    <w:p>
-      <w:r>
-        <w:t xml:space="preserve">3.3. Срок исполнения обязательств — </w:t>
-      </w:r>
-      <w:r>
-        <w:t xml:space="preserve">не позднее 07.05.2025</w:t>
-      </w:r>
-      <w:r>
-        <w:t xml:space="preserve">.</w:t>
-      </w:r>
-    </w:p>
-    <w:p/>
-    <w:p>
-      <w:r>
-        <w:rPr>
-          <w:b/>
-        </w:rPr>
-        <w:t xml:space="preserve">4. ПРОЧИЕ УСЛОВИЯ</w:t>
-      </w:r>
-    </w:p>
-    <w:p>
-      <w:r>
-        <w:t xml:space="preserve">4.1. </w:t>
-      </w:r>
-      <w:r>
-        <w:t xml:space="preserve">Стороны несут ответственность за неисполнение или ненадлежащее исполнение обязательств в соответствии с законодательством Российской Федерации.</w:t>
-      </w:r>
-    </w:p>
-    <w:p>
-      <w:r>
-        <w:t xml:space="preserve">4.2. </w:t>
-      </w:r>
-      <w:r>
-        <w:t xml:space="preserve">Размер неустойки за нарушение сроков оплаты: </w:t>
-      </w:r>
-      <w:r>
-        <w:t xml:space="preserve">1/300 ключевой ставки ЦБ РФ от стоимости неоплаченных работ</w:t>
-      </w:r>
-      <w:r>
-        <w:t xml:space="preserve">, но не более </w:t>
-      </w:r>
-      <w:r>
-        <w:t xml:space="preserve">0,2 (двух десятых) % от цены Договора</w:t>
-      </w:r>
-      <w:r>
-        <w:t xml:space="preserve">. Предельный размер ответственности: </w:t>
-      </w:r>
-      <w:r>
-        <w:t xml:space="preserve">1/130 ключевой ставки ЦБ РФ от общей суммы счета</w:t>
-      </w:r>
-      <w:r>
-        <w:t xml:space="preserve">.</w:t>
-      </w:r>
-    </w:p>
-    <w:p>
-      <w:r>
-        <w:t xml:space="preserve">4.3. </w:t>
-      </w:r>
-      <w:r>
-        <w:t xml:space="preserve">Стороны освобождаются от ответственности при наступлении обстоятельств непреодолимой силы, если они прямо повлияли на исполнение обязательств.</w:t>
-      </w:r>
-    </w:p>
-    <w:p>
-      <w:r>
-        <w:t xml:space="preserve">4.4. </w:t>
-      </w:r>
-      <w:r>
-        <w:t xml:space="preserve">Сторона, для которой создалась невозможность исполнения, обязана уведомить другую Сторону. Срок уведомления — </w:t>
-      </w:r>
-      <w:r>
-        <w:t xml:space="preserve">в течение 5 банковских дней с даты подписания Сторонами акта сдачи-приемки оказанных услуг</w:t>
-      </w:r>
-      <w:r>
-        <w:t xml:space="preserve">.</w:t>
-      </w:r>
-    </w:p>
-    <w:p>
-      <w:r>
-        <w:t xml:space="preserve">4.5. </w:t>
-      </w:r>
-      <w:r>
-        <w:t xml:space="preserve">Все споры и разногласия решаются путём переговоров. Претензионный порядок обязателен, срок ответа на претензию — </w:t>
-      </w:r>
-      <w:r>
-        <w:t xml:space="preserve">в течение 10 рабочих дней со дня предъявления требования</w:t>
-      </w:r>
-      <w:r>
-        <w:t xml:space="preserve">.</w:t>
-      </w:r>
-    </w:p>
-    <w:p/>
-    <w:p/>
-    <w:p>
-      <w:r>
-        <w:rPr>
-          <w:b/>
-        </w:rPr>
-        <w:t xml:space="preserve">10. ДОПОЛНИТЕЛЬНЫЕ СВЕДЕНИЯ О СТОРОНАХ</w:t>
-      </w:r>
-    </w:p>
-    <w:p>
-      <w:r>
-        <w:t xml:space="preserve">Уполномоченный представитель: </w:t>
-      </w:r>
-      <w:r>
-        <w:t xml:space="preserve">Оганесян‍ Гурген Ашото­вич</w:t>
-      </w:r>
-    </w:p>
-    <w:p>
-      <w:r>
-        <w:t xml:space="preserve">Согласовано: </w:t>
-      </w:r>
-      <w:r>
-        <w:t xml:space="preserve">иВаНоВ Артём</w:t>
-      </w:r>
-    </w:p>
-    <w:p/>
-    <w:p/>
-    <w:p>
-      <w:r>
-        <w:rPr>
-          <w:b/>
-        </w:rPr>
-        <w:t xml:space="preserve">9. КОНТРОЛЬНЫЕ ВЕЛИЧИНЫ</w:t>
-      </w:r>
-    </w:p>
-    <w:p>
-      <w:r>
-        <w:t xml:space="preserve">9.1. Контрольная запись: </w:t>
-      </w:r>
-      <w:r>
-        <w:rPr>
-          <w:b/>
-        </w:rPr>
-        <w:t xml:space="preserve">48/20</w:t>
-      </w:r>
-      <w:r>
-        <w:t xml:space="preserve">25-П</w:t>
-      </w:r>
-      <w:r>
-        <w:t xml:space="preserve">.</w:t>
-      </w:r>
-    </w:p>
-    <w:p>
-      <w:r>
-        <w:t xml:space="preserve">9.2. Контрольная запись: </w:t>
-      </w:r>
-      <w:r>
-        <w:rPr>
-          <w:b/>
-        </w:rPr>
-        <w:t xml:space="preserve">1</w:t>
-      </w:r>
-      <w:r>
-        <w:t xml:space="preserve">90 002 рубля 0 коп.</w:t>
-      </w:r>
-      <w:r>
-        <w:t xml:space="preserve">.</w:t>
-      </w:r>
-    </w:p>
-    <w:p>
-      <w:r>
-        <w:t xml:space="preserve">9.3. Контрольная запись: </w:t>
-      </w:r>
-      <w:r>
-        <w:rPr>
-          <w:b/>
-        </w:rPr>
-        <w:t xml:space="preserve">2</w:t>
-      </w:r>
-      <w:r>
-        <w:t xml:space="preserve">0 (двадцать) процентов за каждый день просрочки</w:t>
-      </w:r>
-      <w:r>
-        <w:t xml:space="preserve">.</w:t>
-      </w:r>
-    </w:p>
-    <w:p>
-      <w:r>
-        <w:t xml:space="preserve">9.4. Контрольная запись: </w:t>
-      </w:r>
-      <w:r>
-        <w:t xml:space="preserve">не позднее 17.02.20</w:t>
-        <w:br/>
-        <w:t xml:space="preserve">25</w:t>
-      </w:r>
-      <w:r>
-        <w:t xml:space="preserve">.</w:t>
-      </w:r>
-    </w:p>
-    <w:p/>
-    <w:p>
-      <w:r>
-        <w:rPr>
-          <w:b/>
-        </w:rPr>
-        <w:t xml:space="preserve">РЕКВИЗИТЫ И ПОДПИСИ СТОРОН</w:t>
-      </w:r>
-    </w:p>
-    <w:p/>
+    <w:p>
+      <w:r>
+        <w:t xml:space="preserve">2.5. </w:t>
+      </w:r>
+      <w:r>
+        <w:t xml:space="preserve">Товар маркирован штрихкодом </w:t>
+      </w:r>
+      <w:r>
+        <w:t xml:space="preserve">4608251189972</w:t>
+      </w:r>
+      <w:r>
+        <w:t xml:space="preserve">. Код контрагента по ОКПО — </w:t>
+      </w:r>
+      <w:r>
+        <w:t xml:space="preserve">6894107547</w:t>
+      </w:r>
+      <w:r>
+        <w:t xml:space="preserve">. Оборудование учтено под инвентарным номером </w:t>
+      </w:r>
+      <w:r>
+        <w:t xml:space="preserve">040755342</w:t>
+      </w:r>
+      <w:r>
+        <w:t xml:space="preserve">, складской позиции присвоен номер </w:t>
+      </w:r>
+      <w:r>
+        <w:t xml:space="preserve">890333649</w:t>
+      </w:r>
+      <w:r>
+        <w:t xml:space="preserve">.</w:t>
+      </w:r>
+    </w:p>
+    <w:p>
+      <w:r>
+        <w:t xml:space="preserve">2.6. </w:t>
+      </w:r>
+      <w:r>
+        <w:t xml:space="preserve">Оплата по счёту-фактуре на КБК </w:t>
+      </w:r>
+      <w:r>
+        <w:t xml:space="preserve">18210101011011000126</w:t>
+      </w:r>
+      <w:r>
+        <w:t xml:space="preserve">. ИНН не присвоен, регистрационный № </w:t>
+      </w:r>
+      <w:r>
+        <w:t xml:space="preserve">0078615770</w:t>
+      </w:r>
+      <w:r>
+        <w:t xml:space="preserve">. ИНН не присвоен, платёжный документ № </w:t>
+      </w:r>
+      <w:r>
+        <w:t xml:space="preserve">407080450473</w:t>
+      </w:r>
+      <w:r>
+        <w:t xml:space="preserve">. Заказчик действует в лице </w:t>
+      </w:r>
+      <w:r>
+        <w:t xml:space="preserve">уполномоченного представителя</w:t>
+      </w:r>
+      <w:r>
+        <w:t xml:space="preserve">, назначаемого приказом.</w:t>
+      </w:r>
+    </w:p>
+    <w:p>
+      <w:r>
+        <w:t xml:space="preserve">2.7. </w:t>
+      </w:r>
+      <w:r>
+        <w:t xml:space="preserve">Массовая доля влаги в товаре — </w:t>
+      </w:r>
+      <w:r>
+        <w:t xml:space="preserve">не более 16 %</w:t>
+      </w:r>
+      <w:r>
+        <w:t xml:space="preserve">. Товар подлежит хранению </w:t>
+      </w:r>
+      <w:r>
+        <w:t xml:space="preserve">в течение 48 часов</w:t>
+      </w:r>
+      <w:r>
+        <w:t xml:space="preserve"> при температуре не выше +4 °C. Срок исковой давности по требованиям, вытекающим из Договора, составляет </w:t>
+      </w:r>
+      <w:r>
+        <w:t xml:space="preserve">в течение трёх лет</w:t>
+      </w:r>
+      <w:r>
+        <w:t xml:space="preserve">, как установлено статьёй 196 Гражданского кодекса Российской Федерации. Обработка данных ведётся согласно Федеральному закону от 27.07.2006 № 152-ФЗ </w:t>
+      </w:r>
+      <w:r>
+        <w:t xml:space="preserve">«О персональных данных»</w:t>
+      </w:r>
+      <w:r>
+        <w:t xml:space="preserve">. Товар поставляется под маркой </w:t>
+      </w:r>
+      <w:r>
+        <w:t xml:space="preserve">«Стандарт»</w:t>
+      </w:r>
+      <w:r>
+        <w:t xml:space="preserve">. Влажность определяется </w:t>
+      </w:r>
+      <w:r>
+        <w:t xml:space="preserve">по методу Кьельдаля</w:t>
+      </w:r>
+      <w:r>
+        <w:t xml:space="preserve">. Споры передаются на рассмотрение в Арбитражный суд </w:t>
+      </w:r>
+      <w:r>
+        <w:t xml:space="preserve">города Москвы</w:t>
+      </w:r>
+      <w:r>
+        <w:t xml:space="preserve">.</w:t>
+      </w:r>
+    </w:p>
     <w:tbl>
       <w:tblPr>
         <w:tblW w:w="9360" w:type="dxa"/>
@@ -602,109 +479,7 @@
           </w:tcPr>
           <w:p>
             <w:r>
-              <w:rPr>
-                <w:b/>
-              </w:rPr>
-              <w:t xml:space="preserve">Работодатель:</w:t>
-            </w:r>
-          </w:p>
-          <w:p>
-            <w:r>
-              <w:t xml:space="preserve">ООО «Восход»</w:t>
-            </w:r>
-          </w:p>
-          <w:p>
-            <w:r>
-              <w:t xml:space="preserve">Юридический адрес: </w:t>
-            </w:r>
-            <w:r>
-              <w:t xml:space="preserve">101000, Ленинградская обл., г. Москва, наб. Профсоюзная, д. 12, корп. 1, литера А, пом. 29, оф. 332</w:t>
-            </w:r>
-          </w:p>
-          <w:p>
-            <w:r>
-              <w:t xml:space="preserve">ИНН </w:t>
-            </w:r>
-            <w:r>
-              <w:t xml:space="preserve">3 237 419 464</w:t>
-            </w:r>
-            <w:r>
-              <w:t xml:space="preserve"> КПП </w:t>
-            </w:r>
-            <w:r>
-              <w:t xml:space="preserve">914886470</w:t>
-            </w:r>
-          </w:p>
-          <w:p>
-            <w:r>
-              <w:t xml:space="preserve">ОГРН </w:t>
-            </w:r>
-            <w:r>
-              <w:t xml:space="preserve">1 915 173 372 167</w:t>
-            </w:r>
-          </w:p>
-          <w:p>
-            <w:r>
-              <w:t xml:space="preserve">р/с </w:t>
-            </w:r>
-            <w:r>
-              <w:t xml:space="preserve">4070 2810 1610 0711 4896</w:t>
-            </w:r>
-            <w:r>
-              <w:t xml:space="preserve"> в ПАО «Банк «Санкт-Петербург»</w:t>
-            </w:r>
-          </w:p>
-          <w:p>
-            <w:r>
-              <w:t xml:space="preserve">к/с </w:t>
-            </w:r>
-            <w:r>
-              <w:t xml:space="preserve">30101810900000000790</w:t>
-            </w:r>
-            <w:r>
-              <w:t xml:space="preserve"> БИК </w:t>
-            </w:r>
-            <w:r>
-              <w:t xml:space="preserve">044030790</w:t>
-            </w:r>
-          </w:p>
-          <w:p>
-            <w:r>
-              <w:t xml:space="preserve">Тел.: </w:t>
-            </w:r>
-            <w:r>
-              <w:t xml:space="preserve">+7 (499) 511-98-49</w:t>
-            </w:r>
-          </w:p>
-          <w:p>
-            <w:r>
-              <w:t xml:space="preserve">E-mail: </w:t>
-            </w:r>
-            <w:r>
-              <w:t xml:space="preserve">oganesyan@gmail.com</w:t>
-            </w:r>
-          </w:p>
-          <w:p/>
-          <w:p>
-            <w:r>
-              <w:t xml:space="preserve">Управляющий ______________ </w:t>
-            </w:r>
-            <w:r>
-              <w:t xml:space="preserve">Г. А. Оганесян</w:t>
-            </w:r>
-          </w:p>
-          <w:p>
-            <w:r>
-              <w:t xml:space="preserve">Согласовано: </w:t>
-            </w:r>
-            <w:r>
-              <w:rPr>
-                <w:b/>
-              </w:rPr>
-              <w:t xml:space="preserve">Оганесян Гур</w:t>
-            </w:r>
-            <w:r>
-              <w:t xml:space="preserve">ген Ашотович</w:t>
+              <w:t xml:space="preserve">8</w:t>
             </w:r>
           </w:p>
         </w:tc>
@@ -714,6 +489,392 @@
           </w:tcPr>
           <w:p>
             <w:r>
+              <w:t xml:space="preserve">4141703078</w:t>
+            </w:r>
+          </w:p>
+        </w:tc>
+      </w:tr>
+    </w:tbl>
+    <w:p/>
+    <w:p>
+      <w:r>
+        <w:rPr>
+          <w:b/>
+        </w:rPr>
+        <w:t xml:space="preserve">3. МЕСТО И СРОКИ ИСПОЛНЕНИЯ</w:t>
+      </w:r>
+    </w:p>
+    <w:p>
+      <w:r>
+        <w:t xml:space="preserve">3.1. Место исполнения обязательств: </w:t>
+      </w:r>
+      <w:r>
+        <w:t xml:space="preserve">143400, Краснодарский край, г. Красногорск, ш. Октябрьская, д. 2, корп. 3, литера А, пом. 3, оф. 221</w:t>
+      </w:r>
+      <w:r>
+        <w:t xml:space="preserve">.</w:t>
+      </w:r>
+    </w:p>
+    <w:p>
+      <w:r>
+        <w:t xml:space="preserve">3.2. Уведомления направляются </w:t>
+      </w:r>
+      <w:r>
+        <w:t xml:space="preserve">Иванову Артёму Андреевичу</w:t>
+      </w:r>
+      <w:r>
+        <w:t xml:space="preserve"> по телефону </w:t>
+      </w:r>
+      <w:r>
+        <w:t xml:space="preserve">+7 (812) 931-93-11</w:t>
+      </w:r>
+      <w:r>
+        <w:t xml:space="preserve">.</w:t>
+      </w:r>
+    </w:p>
+    <w:p>
+      <w:r>
+        <w:t xml:space="preserve">3.3. Срок исполнения обязательств — </w:t>
+      </w:r>
+      <w:r>
+        <w:t xml:space="preserve">не позднее 01.06.2026</w:t>
+      </w:r>
+      <w:r>
+        <w:t xml:space="preserve">.</w:t>
+      </w:r>
+    </w:p>
+    <w:p/>
+    <w:p>
+      <w:r>
+        <w:rPr>
+          <w:b/>
+        </w:rPr>
+        <w:t xml:space="preserve">4. ПРОЧИЕ УСЛОВИЯ</w:t>
+      </w:r>
+    </w:p>
+    <w:p>
+      <w:r>
+        <w:t xml:space="preserve">4.1. </w:t>
+      </w:r>
+      <w:r>
+        <w:t xml:space="preserve">Стороны несут ответственность за неисполнение или ненадлежащее исполнение обязательств в соответствии с законодательством Российской Федерации.</w:t>
+      </w:r>
+    </w:p>
+    <w:p>
+      <w:r>
+        <w:t xml:space="preserve">4.2. </w:t>
+      </w:r>
+      <w:r>
+        <w:t xml:space="preserve">Размер неустойки за нарушение сроков оплаты: </w:t>
+      </w:r>
+      <w:r>
+        <w:t xml:space="preserve">1/300 ключевой ставки ЦБ РФ от стоимости неоплаченных работ</w:t>
+      </w:r>
+      <w:r>
+        <w:t xml:space="preserve">, но не более </w:t>
+      </w:r>
+      <w:r>
+        <w:t xml:space="preserve">0,2 (двух десятых) % от цены Договора</w:t>
+      </w:r>
+      <w:r>
+        <w:t xml:space="preserve">. Предельный размер ответственности: </w:t>
+      </w:r>
+      <w:r>
+        <w:t xml:space="preserve">1/130 ключевой ставки ЦБ РФ от общей суммы счета</w:t>
+      </w:r>
+      <w:r>
+        <w:t xml:space="preserve">.</w:t>
+      </w:r>
+    </w:p>
+    <w:p>
+      <w:r>
+        <w:t xml:space="preserve">4.3. </w:t>
+      </w:r>
+      <w:r>
+        <w:t xml:space="preserve">Стороны освобождаются от ответственности при наступлении обстоятельств непреодолимой силы, если они прямо повлияли на исполнение обязательств.</w:t>
+      </w:r>
+    </w:p>
+    <w:p>
+      <w:r>
+        <w:t xml:space="preserve">4.4. </w:t>
+      </w:r>
+      <w:r>
+        <w:t xml:space="preserve">Сторона, для которой создалась невозможность исполнения, обязана уведомить другую Сторону. Срок уведомления — </w:t>
+      </w:r>
+      <w:r>
+        <w:t xml:space="preserve">в течение 60 банковских дней с даты подписания Сторонами акта сдачи-приемки оказанных услуг</w:t>
+      </w:r>
+      <w:r>
+        <w:t xml:space="preserve">.</w:t>
+      </w:r>
+    </w:p>
+    <w:p>
+      <w:r>
+        <w:t xml:space="preserve">4.5. </w:t>
+      </w:r>
+      <w:r>
+        <w:t xml:space="preserve">Все споры и разногласия решаются путём переговоров. Претензионный порядок обязателен, срок ответа на претензию — </w:t>
+      </w:r>
+      <w:r>
+        <w:t xml:space="preserve">в течение 3 рабочих дней со дня предъявления требования</w:t>
+      </w:r>
+      <w:r>
+        <w:t xml:space="preserve">.</w:t>
+      </w:r>
+    </w:p>
+    <w:p/>
+    <w:p/>
+    <w:p>
+      <w:r>
+        <w:rPr>
+          <w:b/>
+        </w:rPr>
+        <w:t xml:space="preserve">10. ДОПОЛНИТЕЛЬНЫЕ СВЕДЕНИЯ О СТОРОНАХ</w:t>
+      </w:r>
+    </w:p>
+    <w:p>
+      <w:r>
+        <w:t xml:space="preserve">Уполномоченный представитель: </w:t>
+      </w:r>
+      <w:r>
+        <w:t xml:space="preserve">Оганесян‍ Гурген Ашото­вич</w:t>
+      </w:r>
+    </w:p>
+    <w:p>
+      <w:r>
+        <w:t xml:space="preserve">Согласовано: </w:t>
+      </w:r>
+      <w:r>
+        <w:t xml:space="preserve">иВаНоВ Артём</w:t>
+      </w:r>
+    </w:p>
+    <w:p/>
+    <w:p/>
+    <w:p>
+      <w:r>
+        <w:rPr>
+          <w:b/>
+        </w:rPr>
+        <w:t xml:space="preserve">9. КОНТРОЛЬНЫЕ ВЕЛИЧИНЫ</w:t>
+      </w:r>
+    </w:p>
+    <w:p>
+      <w:r>
+        <w:t xml:space="preserve">9.1. Контрольная запись: </w:t>
+      </w:r>
+      <w:r>
+        <w:rPr>
+          <w:b/>
+        </w:rPr>
+        <w:t xml:space="preserve">96/20</w:t>
+      </w:r>
+      <w:r>
+        <w:t xml:space="preserve">25-К</w:t>
+      </w:r>
+      <w:r>
+        <w:t xml:space="preserve">.</w:t>
+      </w:r>
+    </w:p>
+    <w:p>
+      <w:r>
+        <w:t xml:space="preserve">9.2. Контрольная запись: </w:t>
+      </w:r>
+      <w:r>
+        <w:rPr>
+          <w:b/>
+        </w:rPr>
+        <w:t xml:space="preserve">5</w:t>
+      </w:r>
+      <w:r>
+        <w:t xml:space="preserve">39 002 рубля 0 коп.</w:t>
+      </w:r>
+      <w:r>
+        <w:t xml:space="preserve">.</w:t>
+      </w:r>
+    </w:p>
+    <w:p>
+      <w:r>
+        <w:t xml:space="preserve">9.3. Контрольная запись: </w:t>
+      </w:r>
+      <w:r>
+        <w:rPr>
+          <w:b/>
+        </w:rPr>
+        <w:t xml:space="preserve">1/1</w:t>
+      </w:r>
+      <w:r>
+        <w:t xml:space="preserve">50 ключевой ставки ЦБ РФ от цены Договора</w:t>
+      </w:r>
+      <w:r>
+        <w:t xml:space="preserve">.</w:t>
+      </w:r>
+    </w:p>
+    <w:p>
+      <w:r>
+        <w:t xml:space="preserve">9.4. Контрольная запись: </w:t>
+      </w:r>
+      <w:r>
+        <w:t xml:space="preserve">не позднее 02.08.20</w:t>
+        <w:br/>
+        <w:t xml:space="preserve">25</w:t>
+      </w:r>
+      <w:r>
+        <w:t xml:space="preserve">.</w:t>
+      </w:r>
+    </w:p>
+    <w:p/>
+    <w:p>
+      <w:r>
+        <w:rPr>
+          <w:b/>
+        </w:rPr>
+        <w:t xml:space="preserve">РЕКВИЗИТЫ И ПОДПИСИ СТОРОН</w:t>
+      </w:r>
+    </w:p>
+    <w:p/>
+    <w:tbl>
+      <w:tblPr>
+        <w:tblW w:w="9360" w:type="dxa"/>
+        <w:tblBorders>
+          <w:top w:val="single" w:sz="4" w:color="auto"/>
+          <w:left w:val="single" w:sz="4" w:color="auto"/>
+          <w:bottom w:val="single" w:sz="4" w:color="auto"/>
+          <w:right w:val="single" w:sz="4" w:color="auto"/>
+          <w:insideH w:val="single" w:sz="4" w:color="auto"/>
+          <w:insideV w:val="single" w:sz="4" w:color="auto"/>
+        </w:tblBorders>
+      </w:tblPr>
+      <w:tblGrid>
+        <w:gridCol w:w="4680"/>
+        <w:gridCol w:w="4680"/>
+      </w:tblGrid>
+      <w:tr>
+        <w:tc>
+          <w:tcPr>
+            <w:tcW w:w="4680" w:type="dxa"/>
+          </w:tcPr>
+          <w:p>
+            <w:r>
+              <w:rPr>
+                <w:b/>
+              </w:rPr>
+              <w:t xml:space="preserve">Работодатель:</w:t>
+            </w:r>
+          </w:p>
+          <w:p>
+            <w:r>
+              <w:t xml:space="preserve">ООО «Восход»</w:t>
+            </w:r>
+          </w:p>
+          <w:p>
+            <w:r>
+              <w:t xml:space="preserve">Юридический адрес: </w:t>
+            </w:r>
+            <w:r>
+              <w:t xml:space="preserve">Новосибирская обл., Дмитровский р-н, 53 км автодороги М-1 «Дон», стр. 3</w:t>
+            </w:r>
+          </w:p>
+          <w:p>
+            <w:r>
+              <w:t xml:space="preserve">Почтовый адрес: </w:t>
+            </w:r>
+            <w:r>
+              <w:t xml:space="preserve">Ленинградская обл., тер. СНТ «Родник», уч. 27</w:t>
+            </w:r>
+          </w:p>
+          <w:p>
+            <w:r>
+              <w:t xml:space="preserve">ИНН </w:t>
+            </w:r>
+            <w:r>
+              <w:t xml:space="preserve">3 237 419 464</w:t>
+            </w:r>
+            <w:r>
+              <w:t xml:space="preserve"> КПП </w:t>
+            </w:r>
+            <w:r>
+              <w:t xml:space="preserve">914886470</w:t>
+            </w:r>
+          </w:p>
+          <w:p>
+            <w:r>
+              <w:t xml:space="preserve">ОГРН </w:t>
+            </w:r>
+            <w:r>
+              <w:t xml:space="preserve">1 915 173 372 167</w:t>
+            </w:r>
+          </w:p>
+          <w:p>
+            <w:r>
+              <w:t xml:space="preserve">р/с </w:t>
+            </w:r>
+            <w:r>
+              <w:t xml:space="preserve">4070 2810 1610 0711 4896</w:t>
+            </w:r>
+            <w:r>
+              <w:t xml:space="preserve"> в ПАО «Банк «Санкт-Петербург»</w:t>
+            </w:r>
+          </w:p>
+          <w:p>
+            <w:r>
+              <w:t xml:space="preserve">к/с </w:t>
+            </w:r>
+            <w:r>
+              <w:t xml:space="preserve">30101810900000000790</w:t>
+            </w:r>
+            <w:r>
+              <w:t xml:space="preserve"> БИК </w:t>
+            </w:r>
+            <w:r>
+              <w:t xml:space="preserve">044030790</w:t>
+            </w:r>
+          </w:p>
+          <w:p>
+            <w:r>
+              <w:t xml:space="preserve">Тел.: </w:t>
+            </w:r>
+            <w:r>
+              <w:t xml:space="preserve">+7 (812) 661-74-60</w:t>
+            </w:r>
+          </w:p>
+          <w:p>
+            <w:r>
+              <w:t xml:space="preserve">E-mail: </w:t>
+            </w:r>
+            <w:r>
+              <w:t xml:space="preserve">oganesyan@list.ru</w:t>
+            </w:r>
+          </w:p>
+          <w:p/>
+          <w:p>
+            <w:r>
+              <w:t xml:space="preserve">Управляющий ______________ </w:t>
+            </w:r>
+            <w:r>
+              <w:t xml:space="preserve">Г. А. Оганесян</w:t>
+            </w:r>
+          </w:p>
+          <w:p>
+            <w:r>
+              <w:t xml:space="preserve">Согласовано: </w:t>
+            </w:r>
+            <w:r>
+              <w:rPr>
+                <w:b/>
+              </w:rPr>
+              <w:t xml:space="preserve">Оганесян Гур</w:t>
+            </w:r>
+            <w:r>
+              <w:t xml:space="preserve">ген Ашотович</w:t>
+            </w:r>
+          </w:p>
+        </w:tc>
+        <w:tc>
+          <w:tcPr>
+            <w:tcW w:w="4680" w:type="dxa"/>
+          </w:tcPr>
+          <w:p>
+            <w:r>
               <w:rPr>
                 <w:b/>
               </w:rPr>
@@ -738,7 +899,7 @@
               <w:t xml:space="preserve">Адрес регистрации: </w:t>
             </w:r>
             <w:r>
-              <w:t xml:space="preserve">603000, Московская обл., г. Нижний Новгород, наб. Кутузовский, д. 42, корп. 2, литера А, пом. 2, оф. 383</w:t>
+              <w:t xml:space="preserve">Тверская обл., Наро-Фоминский р-н, 22 км автодороги М-6 «Дон», стр. 6</w:t>
             </w:r>
           </w:p>
           <w:p>
@@ -777,7 +938,7 @@
               <w:t xml:space="preserve">Тел.: </w:t>
             </w:r>
             <w:r>
-              <w:t xml:space="preserve">+7 (383) 759-67-73</w:t>
+              <w:t xml:space="preserve">+7 (843) 569-11-47</w:t>
             </w:r>
           </w:p>
           <w:p>
@@ -785,7 +946,7 @@
               <w:t xml:space="preserve">E-mail: </w:t>
             </w:r>
             <w:r>
-              <w:t xml:space="preserve">ivanov@list.ru</w:t>
+              <w:t xml:space="preserve">ivanov@bk.ru</w:t>
             </w:r>
           </w:p>
           <w:p/>
@@ -844,13 +1005,13 @@
       <w:t xml:space="preserve">ООО «Восход» · </w:t>
     </w:r>
     <w:r>
-      <w:t xml:space="preserve">+7 (812) 922-98-16</w:t>
+      <w:t xml:space="preserve">+7 (499) 525-47-63</w:t>
     </w:r>
     <w:r>
       <w:t xml:space="preserve"> · </w:t>
     </w:r>
     <w:r>
-      <w:t xml:space="preserve">oganesyan@corp-tehno.ru</w:t>
+      <w:t xml:space="preserve">oganesyan@yandex.ru</w:t>
     </w:r>
   </w:p>
 </w:hdr>

--- a/tests/corpus_v2/docs/labor_0002.docx
+++ b/tests/corpus_v2/docs/labor_0002.docx
@@ -27,19 +27,19 @@
         <w:rPr>
           <w:b/>
         </w:rPr>
-        <w:t xml:space="preserve">22Ф-44310/14-715Д</w:t>
-      </w:r>
-    </w:p>
-    <w:p/>
-    <w:p>
-      <w:r>
-        <w:t xml:space="preserve">г. Тверь</w:t>
+        <w:t xml:space="preserve">22Ф-03172/25-211Д</w:t>
+      </w:r>
+    </w:p>
+    <w:p/>
+    <w:p>
+      <w:r>
+        <w:t xml:space="preserve">г. Одинцово</w:t>
       </w:r>
       <w:r>
         <w:t xml:space="preserve">     </w:t>
       </w:r>
       <w:r>
-        <w:t xml:space="preserve">1 ноября 2024 г.</w:t>
+        <w:t xml:space="preserve">20 апреля 2025 г.</w:t>
       </w:r>
     </w:p>
     <w:p/>
@@ -48,22 +48,22 @@
         <w:t xml:space="preserve">ООО «Восход»</w:t>
       </w:r>
       <w:r>
-        <w:t xml:space="preserve">, именуемое в дальнейшем «Работодатель», в лице управляющего </w:t>
-      </w:r>
-      <w:r>
-        <w:t xml:space="preserve">Оганесяна Гургена Ашотовича</w:t>
+        <w:t xml:space="preserve">, именуемое в дальнейшем «Работодатель», в лице генерального директора </w:t>
+      </w:r>
+      <w:r>
+        <w:t xml:space="preserve">О.С.Волкова</w:t>
       </w:r>
       <w:r>
         <w:t xml:space="preserve">, действующего на основании </w:t>
       </w:r>
       <w:r>
-        <w:t xml:space="preserve">доверенности № 12 от 09.01.2024</w:t>
+        <w:t xml:space="preserve">Устава</w:t>
       </w:r>
       <w:r>
         <w:t xml:space="preserve">, с одной стороны, и </w:t>
       </w:r>
       <w:r>
-        <w:t xml:space="preserve">Иванов Артём Андреевич</w:t>
+        <w:t xml:space="preserve">Петров Пётр Николаевич</w:t>
       </w:r>
       <w:r>
         <w:t xml:space="preserve">, </w:t>
@@ -72,7 +72,7 @@
         <w:t xml:space="preserve">паспорт </w:t>
       </w:r>
       <w:r>
-        <w:t xml:space="preserve">14 02 070806</w:t>
+        <w:t xml:space="preserve">53 19 706381</w:t>
       </w:r>
       <w:r>
         <w:t xml:space="preserve">, выдан </w:t>
@@ -84,13 +84,13 @@
         <w:t xml:space="preserve"> </w:t>
       </w:r>
       <w:r>
-        <w:t xml:space="preserve">09.02.2019</w:t>
+        <w:t xml:space="preserve">12.06.2016</w:t>
       </w:r>
       <w:r>
         <w:t xml:space="preserve">, код подразделения </w:t>
       </w:r>
       <w:r>
-        <w:t xml:space="preserve">306-273</w:t>
+        <w:t xml:space="preserve">288-092</w:t>
       </w:r>
       <w:r>
         <w:t xml:space="preserve">, именуемый в дальнейшем «Работник»</w:t>
@@ -99,7 +99,7 @@
         <w:t xml:space="preserve">, с другой стороны, совместно именуемые «Стороны», заключили настоящий Договор № </w:t>
       </w:r>
       <w:r>
-        <w:t xml:space="preserve">27Ф-78660/17-984Д</w:t>
+        <w:t xml:space="preserve">55Ф-12326/23-349Д</w:t>
       </w:r>
       <w:r>
         <w:t xml:space="preserve"> (далее — Договор) о нижеследующем:</w:t>
@@ -146,7 +146,7 @@
         <w:t xml:space="preserve">Должностной оклад Работника: </w:t>
       </w:r>
       <w:r>
-        <w:t xml:space="preserve">6 420 000 (шесть миллионов четыреста двадцать тысяч) ₽</w:t>
+        <w:t xml:space="preserve">3 260 000 (три миллиона двести шестьдесят тысяч) ₽</w:t>
       </w:r>
       <w:r>
         <w:t xml:space="preserve">, </w:t>
@@ -166,7 +166,7 @@
         <w:t xml:space="preserve">Ежегодный оплачиваемый отпуск: </w:t>
       </w:r>
       <w:r>
-        <w:t xml:space="preserve">в течение пяти рабочих дней с момента подписания акта</w:t>
+        <w:t xml:space="preserve">в течение семи рабочих дней с момента подписания акта</w:t>
       </w:r>
       <w:r>
         <w:t xml:space="preserve">.</w:t>
@@ -214,7 +214,7 @@
         <w:t xml:space="preserve">2.3. Срок оплаты — </w:t>
       </w:r>
       <w:r>
-        <w:t xml:space="preserve">в течение тридцати банковских дней</w:t>
+        <w:t xml:space="preserve">в течение трех банковских дней</w:t>
       </w:r>
       <w:r>
         <w:t xml:space="preserve">.</w:t>
@@ -234,7 +234,7 @@
         <w:t xml:space="preserve">, артикул </w:t>
       </w:r>
       <w:r>
-        <w:t xml:space="preserve">RM-6572-49</w:t>
+        <w:t xml:space="preserve">RM-6946-25</w:t>
       </w:r>
       <w:r>
         <w:t xml:space="preserve">, код </w:t>
@@ -294,49 +294,49 @@
         <w:t xml:space="preserve">. Товар отгружается с сопроводительным документом паспорт качества № </w:t>
       </w:r>
       <w:r>
-        <w:t xml:space="preserve">54 06 560866</w:t>
+        <w:t xml:space="preserve">48 24 743659</w:t>
       </w:r>
       <w:r>
         <w:t xml:space="preserve">. К партии приложен паспорт изделия № </w:t>
       </w:r>
       <w:r>
-        <w:t xml:space="preserve">65 02 380547</w:t>
+        <w:t xml:space="preserve">11 13 290112</w:t>
       </w:r>
       <w:r>
         <w:t xml:space="preserve">. Оборудование поставляется с паспортом транспортного средства № </w:t>
       </w:r>
       <w:r>
-        <w:t xml:space="preserve">16 12 754725</w:t>
+        <w:t xml:space="preserve">37 12 256527</w:t>
       </w:r>
       <w:r>
         <w:t xml:space="preserve">. Приёмка производится согласно техническому паспорту </w:t>
       </w:r>
       <w:r>
-        <w:t xml:space="preserve">91 03 423509</w:t>
+        <w:t xml:space="preserve">47 18 886423</w:t>
       </w:r>
       <w:r>
         <w:t xml:space="preserve">. СНИЛС не указан, номер заказа </w:t>
       </w:r>
       <w:r>
-        <w:t xml:space="preserve">284-289-356 31</w:t>
+        <w:t xml:space="preserve">593-196-524 26</w:t>
       </w:r>
       <w:r>
         <w:t xml:space="preserve">. Дата рождения не проставлена, документ выдан </w:t>
       </w:r>
       <w:r>
-        <w:t xml:space="preserve">12.09.2024</w:t>
+        <w:t xml:space="preserve">11.07.2021</w:t>
       </w:r>
       <w:r>
         <w:t xml:space="preserve">. Код подразделения, см. артикул </w:t>
       </w:r>
       <w:r>
-        <w:t xml:space="preserve">196-524</w:t>
+        <w:t xml:space="preserve">909-939</w:t>
       </w:r>
       <w:r>
         <w:t xml:space="preserve">. Цена — </w:t>
       </w:r>
       <w:r>
-        <w:t xml:space="preserve">831 000 (восемьсот тридцать одна тысяча) рублей 00 копеек</w:t>
+        <w:t xml:space="preserve">85 300 000 (восемьдесят пять миллионов триста тысяч) рублей 00 копеек</w:t>
       </w:r>
       <w:r>
         <w:t xml:space="preserve">.</w:t>
@@ -350,25 +350,25 @@
         <w:t xml:space="preserve">Товар маркирован штрихкодом </w:t>
       </w:r>
       <w:r>
-        <w:t xml:space="preserve">4608251189972</w:t>
+        <w:t xml:space="preserve">4604265488709</w:t>
       </w:r>
       <w:r>
         <w:t xml:space="preserve">. Код контрагента по ОКПО — </w:t>
       </w:r>
       <w:r>
-        <w:t xml:space="preserve">6894107547</w:t>
+        <w:t xml:space="preserve">0078615770</w:t>
       </w:r>
       <w:r>
         <w:t xml:space="preserve">. Оборудование учтено под инвентарным номером </w:t>
       </w:r>
       <w:r>
-        <w:t xml:space="preserve">040755342</w:t>
+        <w:t xml:space="preserve">046224221</w:t>
       </w:r>
       <w:r>
         <w:t xml:space="preserve">, складской позиции присвоен номер </w:t>
       </w:r>
       <w:r>
-        <w:t xml:space="preserve">890333649</w:t>
+        <w:t xml:space="preserve">589907764</w:t>
       </w:r>
       <w:r>
         <w:t xml:space="preserve">.</w:t>
@@ -382,19 +382,19 @@
         <w:t xml:space="preserve">Оплата по счёту-фактуре на КБК </w:t>
       </w:r>
       <w:r>
-        <w:t xml:space="preserve">18210101011011000126</w:t>
+        <w:t xml:space="preserve">18210101011011000196</w:t>
       </w:r>
       <w:r>
         <w:t xml:space="preserve">. ИНН не присвоен, регистрационный № </w:t>
       </w:r>
       <w:r>
-        <w:t xml:space="preserve">0078615770</w:t>
+        <w:t xml:space="preserve">4141703078</w:t>
       </w:r>
       <w:r>
         <w:t xml:space="preserve">. ИНН не присвоен, платёжный документ № </w:t>
       </w:r>
       <w:r>
-        <w:t xml:space="preserve">407080450473</w:t>
+        <w:t xml:space="preserve">342679382049</w:t>
       </w:r>
       <w:r>
         <w:t xml:space="preserve">. Заказчик действует в лице </w:t>
@@ -414,7 +414,7 @@
         <w:t xml:space="preserve">Массовая доля влаги в товаре — </w:t>
       </w:r>
       <w:r>
-        <w:t xml:space="preserve">не более 16 %</w:t>
+        <w:t xml:space="preserve">не более 8 %</w:t>
       </w:r>
       <w:r>
         <w:t xml:space="preserve">. Товар подлежит хранению </w:t>
@@ -489,7 +489,7 @@
           </w:tcPr>
           <w:p>
             <w:r>
-              <w:t xml:space="preserve">4141703078</w:t>
+              <w:t xml:space="preserve">0364655358</w:t>
             </w:r>
           </w:p>
         </w:tc>
@@ -509,7 +509,7 @@
         <w:t xml:space="preserve">3.1. Место исполнения обязательств: </w:t>
       </w:r>
       <w:r>
-        <w:t xml:space="preserve">143400, Краснодарский край, г. Красногорск, ш. Октябрьская, д. 2, корп. 3, литера А, пом. 3, оф. 221</w:t>
+        <w:t xml:space="preserve">630099, г. Новосибирск, ул. Ленина, д. 44, кв. 73</w:t>
       </w:r>
       <w:r>
         <w:t xml:space="preserve">.</w:t>
@@ -520,13 +520,13 @@
         <w:t xml:space="preserve">3.2. Уведомления направляются </w:t>
       </w:r>
       <w:r>
-        <w:t xml:space="preserve">Иванову Артёму Андреевичу</w:t>
+        <w:t xml:space="preserve">Петрову Петру Николаевичу</w:t>
       </w:r>
       <w:r>
         <w:t xml:space="preserve"> по телефону </w:t>
       </w:r>
       <w:r>
-        <w:t xml:space="preserve">+7 (812) 931-93-11</w:t>
+        <w:t xml:space="preserve">495 9989673</w:t>
       </w:r>
       <w:r>
         <w:t xml:space="preserve">.</w:t>
@@ -537,7 +537,7 @@
         <w:t xml:space="preserve">3.3. Срок исполнения обязательств — </w:t>
       </w:r>
       <w:r>
-        <w:t xml:space="preserve">не позднее 01.06.2026</w:t>
+        <w:t xml:space="preserve">не позднее 17.02.2025</w:t>
       </w:r>
       <w:r>
         <w:t xml:space="preserve">.</w:t>
@@ -602,7 +602,7 @@
         <w:t xml:space="preserve">Сторона, для которой создалась невозможность исполнения, обязана уведомить другую Сторону. Срок уведомления — </w:t>
       </w:r>
       <w:r>
-        <w:t xml:space="preserve">в течение 60 банковских дней с даты подписания Сторонами акта сдачи-приемки оказанных услуг</w:t>
+        <w:t xml:space="preserve">в течение 5 банковских дней с даты подписания Сторонами акта сдачи-приемки оказанных услуг</w:t>
       </w:r>
       <w:r>
         <w:t xml:space="preserve">.</w:t>
@@ -637,7 +637,7 @@
         <w:t xml:space="preserve">Уполномоченный представитель: </w:t>
       </w:r>
       <w:r>
-        <w:t xml:space="preserve">Оганесян‍ Гурген Ашото­вич</w:t>
+        <w:t xml:space="preserve">Волко­ва‍ Ольга Сергеевна</w:t>
       </w:r>
     </w:p>
     <w:p>
@@ -645,7 +645,7 @@
         <w:t xml:space="preserve">Согласовано: </w:t>
       </w:r>
       <w:r>
-        <w:t xml:space="preserve">иВаНоВ Артём</w:t>
+        <w:t xml:space="preserve">пЕтРоВ Пётр</w:t>
       </w:r>
     </w:p>
     <w:p/>
@@ -666,10 +666,10 @@
         <w:rPr>
           <w:b/>
         </w:rPr>
-        <w:t xml:space="preserve">96/20</w:t>
-      </w:r>
-      <w:r>
-        <w:t xml:space="preserve">25-К</w:t>
+        <w:t xml:space="preserve">76/20</w:t>
+      </w:r>
+      <w:r>
+        <w:t xml:space="preserve">25-П</w:t>
       </w:r>
       <w:r>
         <w:t xml:space="preserve">.</w:t>
@@ -683,10 +683,10 @@
         <w:rPr>
           <w:b/>
         </w:rPr>
-        <w:t xml:space="preserve">5</w:t>
-      </w:r>
-      <w:r>
-        <w:t xml:space="preserve">39 002 рубля 0 коп.</w:t>
+        <w:t xml:space="preserve">3</w:t>
+      </w:r>
+      <w:r>
+        <w:t xml:space="preserve">21 002 рубля 0 коп.</w:t>
       </w:r>
       <w:r>
         <w:t xml:space="preserve">.</w:t>
@@ -700,10 +700,10 @@
         <w:rPr>
           <w:b/>
         </w:rPr>
-        <w:t xml:space="preserve">1/1</w:t>
-      </w:r>
-      <w:r>
-        <w:t xml:space="preserve">50 ключевой ставки ЦБ РФ от цены Договора</w:t>
+        <w:t xml:space="preserve">1</w:t>
+      </w:r>
+      <w:r>
+        <w:t xml:space="preserve">5 (пятнадцать) процентов годовых</w:t>
       </w:r>
       <w:r>
         <w:t xml:space="preserve">.</w:t>
@@ -714,9 +714,9 @@
         <w:t xml:space="preserve">9.4. Контрольная запись: </w:t>
       </w:r>
       <w:r>
-        <w:t xml:space="preserve">не позднее 02.08.20</w:t>
+        <w:t xml:space="preserve">не позднее 17.10.20</w:t>
         <w:br/>
-        <w:t xml:space="preserve">25</w:t>
+        <w:t xml:space="preserve">26</w:t>
       </w:r>
       <w:r>
         <w:t xml:space="preserve">.</w:t>
@@ -771,29 +771,21 @@
               <w:t xml:space="preserve">Юридический адрес: </w:t>
             </w:r>
             <w:r>
-              <w:t xml:space="preserve">Новосибирская обл., Дмитровский р-н, 53 км автодороги М-1 «Дон», стр. 3</w:t>
-            </w:r>
-          </w:p>
-          <w:p>
-            <w:r>
-              <w:t xml:space="preserve">Почтовый адрес: </w:t>
-            </w:r>
-            <w:r>
-              <w:t xml:space="preserve">Ленинградская обл., тер. СНТ «Родник», уч. 27</w:t>
-            </w:r>
-          </w:p>
-          <w:p>
-            <w:r>
-              <w:t xml:space="preserve">ИНН </w:t>
-            </w:r>
-            <w:r>
-              <w:t xml:space="preserve">3 237 419 464</w:t>
-            </w:r>
-            <w:r>
-              <w:t xml:space="preserve"> КПП </w:t>
-            </w:r>
-            <w:r>
-              <w:t xml:space="preserve">914886470</w:t>
+              <w:t xml:space="preserve">101000, г. Москва, ул. Октябрьская, д. 71, кв. 138</w:t>
+            </w:r>
+          </w:p>
+          <w:p>
+            <w:r>
+              <w:t xml:space="preserve">ИНН/КПП </w:t>
+            </w:r>
+            <w:r>
+              <w:t xml:space="preserve">3741946775</w:t>
+            </w:r>
+            <w:r>
+              <w:t xml:space="preserve">/</w:t>
+            </w:r>
+            <w:r>
+              <w:t xml:space="preserve">229548071</w:t>
             </w:r>
           </w:p>
           <w:p>
@@ -801,7 +793,7 @@
               <w:t xml:space="preserve">ОГРН </w:t>
             </w:r>
             <w:r>
-              <w:t xml:space="preserve">1 915 173 372 167</w:t>
+              <w:t xml:space="preserve">1733721661001</w:t>
             </w:r>
           </w:p>
           <w:p>
@@ -809,7 +801,7 @@
               <w:t xml:space="preserve">р/с </w:t>
             </w:r>
             <w:r>
-              <w:t xml:space="preserve">4070 2810 1610 0711 4896</w:t>
+              <w:t xml:space="preserve">40702810571148966470</w:t>
             </w:r>
             <w:r>
               <w:t xml:space="preserve"> в ПАО «Банк «Санкт-Петербург»</w:t>
@@ -834,7 +826,7 @@
               <w:t xml:space="preserve">Тел.: </w:t>
             </w:r>
             <w:r>
-              <w:t xml:space="preserve">+7 (812) 661-74-60</w:t>
+              <w:t xml:space="preserve">+7 (843) 606-50-45 доб. 922</w:t>
             </w:r>
           </w:p>
           <w:p>
@@ -842,16 +834,16 @@
               <w:t xml:space="preserve">E-mail: </w:t>
             </w:r>
             <w:r>
-              <w:t xml:space="preserve">oganesyan@list.ru</w:t>
+              <w:t xml:space="preserve">volkova@romashka.ru</w:t>
             </w:r>
           </w:p>
           <w:p/>
           <w:p>
             <w:r>
-              <w:t xml:space="preserve">Управляющий ______________ </w:t>
-            </w:r>
-            <w:r>
-              <w:t xml:space="preserve">Г. А. Оганесян</w:t>
+              <w:t xml:space="preserve">Директор ______________ </w:t>
+            </w:r>
+            <w:r>
+              <w:t xml:space="preserve">О. С. Волкова</w:t>
             </w:r>
           </w:p>
           <w:p>
@@ -862,10 +854,10 @@
               <w:rPr>
                 <w:b/>
               </w:rPr>
-              <w:t xml:space="preserve">Оганесян Гур</w:t>
-            </w:r>
-            <w:r>
-              <w:t xml:space="preserve">ген Ашотович</w:t>
+              <w:t xml:space="preserve">Волкова Оль</w:t>
+            </w:r>
+            <w:r>
+              <w:t xml:space="preserve">га Сергеевна</w:t>
             </w:r>
           </w:p>
         </w:tc>
@@ -883,7 +875,7 @@
           </w:p>
           <w:p>
             <w:r>
-              <w:t xml:space="preserve">Иванов Артём Андреевич</w:t>
+              <w:t xml:space="preserve">Петров Пётр Николаевич</w:t>
             </w:r>
           </w:p>
           <w:p>
@@ -891,7 +883,7 @@
               <w:t xml:space="preserve">Дата рождения: </w:t>
             </w:r>
             <w:r>
-              <w:t xml:space="preserve">17.09.1983</w:t>
+              <w:t xml:space="preserve">11.03.1999</w:t>
             </w:r>
           </w:p>
           <w:p>
@@ -899,7 +891,7 @@
               <w:t xml:space="preserve">Адрес регистрации: </w:t>
             </w:r>
             <w:r>
-              <w:t xml:space="preserve">Тверская обл., Наро-Фоминский р-н, 22 км автодороги М-6 «Дон», стр. 6</w:t>
+              <w:t xml:space="preserve">141400, г. Химки, ш. Тверская, д. 51, кв. 95</w:t>
             </w:r>
           </w:p>
           <w:p>
@@ -907,16 +899,16 @@
               <w:t xml:space="preserve">Паспорт </w:t>
             </w:r>
             <w:r>
-              <w:t xml:space="preserve">14 02 070806</w:t>
-            </w:r>
-            <w:r>
-              <w:t xml:space="preserve">, выдан ТП № 2 ОУФМС России по Московской обл. 09.02.2019</w:t>
+              <w:t xml:space="preserve">53 19 706381</w:t>
+            </w:r>
+            <w:r>
+              <w:t xml:space="preserve">, выдан ТП № 2 ОУФМС России по Московской обл. 12.06.2016</w:t>
             </w:r>
             <w:r>
               <w:t xml:space="preserve">, код подразделения </w:t>
             </w:r>
             <w:r>
-              <w:t xml:space="preserve">306-273</w:t>
+              <w:t xml:space="preserve">288-092</w:t>
             </w:r>
           </w:p>
           <w:p>
@@ -924,13 +916,13 @@
               <w:t xml:space="preserve">СНИЛС </w:t>
             </w:r>
             <w:r>
-              <w:t xml:space="preserve">433-075-894 81</w:t>
+              <w:t xml:space="preserve">758-944-487 82</w:t>
             </w:r>
             <w:r>
               <w:t xml:space="preserve"> ИНН </w:t>
             </w:r>
             <w:r>
-              <w:t xml:space="preserve">556923288031</w:t>
+              <w:t xml:space="preserve">232880433004</w:t>
             </w:r>
           </w:p>
           <w:p>
@@ -938,7 +930,7 @@
               <w:t xml:space="preserve">Тел.: </w:t>
             </w:r>
             <w:r>
-              <w:t xml:space="preserve">+7 (843) 569-11-47</w:t>
+              <w:t xml:space="preserve">8-383-704-62-91</w:t>
             </w:r>
           </w:p>
           <w:p>
@@ -946,7 +938,7 @@
               <w:t xml:space="preserve">E-mail: </w:t>
             </w:r>
             <w:r>
-              <w:t xml:space="preserve">ivanov@bk.ru</w:t>
+              <w:t xml:space="preserve">petrov@yandex.ru</w:t>
             </w:r>
           </w:p>
           <w:p/>
@@ -955,7 +947,7 @@
               <w:t xml:space="preserve">______________ </w:t>
             </w:r>
             <w:r>
-              <w:t xml:space="preserve">Иванов А. А.</w:t>
+              <w:t xml:space="preserve">Петров П. Н.</w:t>
             </w:r>
           </w:p>
         </w:tc>
@@ -972,7 +964,7 @@
         <w:t xml:space="preserve">Работодатель: _______________ /</w:t>
       </w:r>
       <w:r>
-        <w:t xml:space="preserve">Оганесян Г. А.</w:t>
+        <w:t xml:space="preserve">Волкова О. С.</w:t>
       </w:r>
       <w:r>
         <w:t xml:space="preserve">/</w:t>
@@ -983,7 +975,7 @@
         <w:t xml:space="preserve">Работник: _______________ /</w:t>
       </w:r>
       <w:r>
-        <w:t xml:space="preserve">Иванов Артём Андреевич</w:t>
+        <w:t xml:space="preserve">Петров Пётр Николаевич</w:t>
       </w:r>
       <w:r>
         <w:t xml:space="preserve">/</w:t>
@@ -1005,13 +997,13 @@
       <w:t xml:space="preserve">ООО «Восход» · </w:t>
     </w:r>
     <w:r>
-      <w:t xml:space="preserve">+7 (499) 525-47-63</w:t>
+      <w:t xml:space="preserve">+7 (843) 180-90-90</w:t>
     </w:r>
     <w:r>
       <w:t xml:space="preserve"> · </w:t>
     </w:r>
     <w:r>
-      <w:t xml:space="preserve">oganesyan@yandex.ru</w:t>
+      <w:t xml:space="preserve">volkova@list.ru</w:t>
     </w:r>
   </w:p>
 </w:hdr>

--- a/tests/corpus_v2/docs/labor_0002.docx
+++ b/tests/corpus_v2/docs/labor_0002.docx
@@ -495,243 +495,34 @@
         </w:tc>
       </w:tr>
     </w:tbl>
-    <w:p/>
-    <w:p>
-      <w:r>
-        <w:rPr>
-          <w:b/>
-        </w:rPr>
-        <w:t xml:space="preserve">3. МЕСТО И СРОКИ ИСПОЛНЕНИЯ</w:t>
-      </w:r>
-    </w:p>
-    <w:p>
-      <w:r>
-        <w:t xml:space="preserve">3.1. Место исполнения обязательств: </w:t>
-      </w:r>
-      <w:r>
-        <w:t xml:space="preserve">630099, г. Новосибирск, ул. Ленина, д. 44, кв. 73</w:t>
-      </w:r>
-      <w:r>
-        <w:t xml:space="preserve">.</w:t>
-      </w:r>
-    </w:p>
-    <w:p>
-      <w:r>
-        <w:t xml:space="preserve">3.2. Уведомления направляются </w:t>
-      </w:r>
-      <w:r>
-        <w:t xml:space="preserve">Петрову Петру Николаевичу</w:t>
-      </w:r>
-      <w:r>
-        <w:t xml:space="preserve"> по телефону </w:t>
-      </w:r>
-      <w:r>
-        <w:t xml:space="preserve">495 9989673</w:t>
-      </w:r>
-      <w:r>
-        <w:t xml:space="preserve">.</w:t>
-      </w:r>
-    </w:p>
-    <w:p>
-      <w:r>
-        <w:t xml:space="preserve">3.3. Срок исполнения обязательств — </w:t>
-      </w:r>
-      <w:r>
-        <w:t xml:space="preserve">не позднее 17.02.2025</w:t>
-      </w:r>
-      <w:r>
-        <w:t xml:space="preserve">.</w:t>
-      </w:r>
-    </w:p>
-    <w:p/>
-    <w:p>
-      <w:r>
-        <w:rPr>
-          <w:b/>
-        </w:rPr>
-        <w:t xml:space="preserve">4. ПРОЧИЕ УСЛОВИЯ</w:t>
-      </w:r>
-    </w:p>
-    <w:p>
-      <w:r>
-        <w:t xml:space="preserve">4.1. </w:t>
-      </w:r>
-      <w:r>
-        <w:t xml:space="preserve">Стороны несут ответственность за неисполнение или ненадлежащее исполнение обязательств в соответствии с законодательством Российской Федерации.</w:t>
-      </w:r>
-    </w:p>
-    <w:p>
-      <w:r>
-        <w:t xml:space="preserve">4.2. </w:t>
-      </w:r>
-      <w:r>
-        <w:t xml:space="preserve">Размер неустойки за нарушение сроков оплаты: </w:t>
-      </w:r>
-      <w:r>
-        <w:t xml:space="preserve">1/300 ключевой ставки ЦБ РФ от стоимости неоплаченных работ</w:t>
-      </w:r>
-      <w:r>
-        <w:t xml:space="preserve">, но не более </w:t>
-      </w:r>
-      <w:r>
-        <w:t xml:space="preserve">0,2 (двух десятых) % от цены Договора</w:t>
-      </w:r>
-      <w:r>
-        <w:t xml:space="preserve">. Предельный размер ответственности: </w:t>
-      </w:r>
-      <w:r>
-        <w:t xml:space="preserve">1/130 ключевой ставки ЦБ РФ от общей суммы счета</w:t>
-      </w:r>
-      <w:r>
-        <w:t xml:space="preserve">.</w:t>
-      </w:r>
-    </w:p>
-    <w:p>
-      <w:r>
-        <w:t xml:space="preserve">4.3. </w:t>
-      </w:r>
-      <w:r>
-        <w:t xml:space="preserve">Стороны освобождаются от ответственности при наступлении обстоятельств непреодолимой силы, если они прямо повлияли на исполнение обязательств.</w:t>
-      </w:r>
-    </w:p>
-    <w:p>
-      <w:r>
-        <w:t xml:space="preserve">4.4. </w:t>
-      </w:r>
-      <w:r>
-        <w:t xml:space="preserve">Сторона, для которой создалась невозможность исполнения, обязана уведомить другую Сторону. Срок уведомления — </w:t>
-      </w:r>
-      <w:r>
-        <w:t xml:space="preserve">в течение 5 банковских дней с даты подписания Сторонами акта сдачи-приемки оказанных услуг</w:t>
-      </w:r>
-      <w:r>
-        <w:t xml:space="preserve">.</w:t>
-      </w:r>
-    </w:p>
-    <w:p>
-      <w:r>
-        <w:t xml:space="preserve">4.5. </w:t>
-      </w:r>
-      <w:r>
-        <w:t xml:space="preserve">Все споры и разногласия решаются путём переговоров. Претензионный порядок обязателен, срок ответа на претензию — </w:t>
-      </w:r>
-      <w:r>
-        <w:t xml:space="preserve">в течение 3 рабочих дней со дня предъявления требования</w:t>
-      </w:r>
-      <w:r>
-        <w:t xml:space="preserve">.</w:t>
-      </w:r>
-    </w:p>
-    <w:p/>
-    <w:p/>
-    <w:p>
-      <w:r>
-        <w:rPr>
-          <w:b/>
-        </w:rPr>
-        <w:t xml:space="preserve">10. ДОПОЛНИТЕЛЬНЫЕ СВЕДЕНИЯ О СТОРОНАХ</w:t>
-      </w:r>
-    </w:p>
-    <w:p>
-      <w:r>
-        <w:t xml:space="preserve">Уполномоченный представитель: </w:t>
-      </w:r>
-      <w:r>
-        <w:t xml:space="preserve">Волко­ва‍ Ольга Сергеевна</w:t>
-      </w:r>
-    </w:p>
-    <w:p>
-      <w:r>
-        <w:t xml:space="preserve">Согласовано: </w:t>
-      </w:r>
-      <w:r>
-        <w:t xml:space="preserve">пЕтРоВ Пётр</w:t>
-      </w:r>
-    </w:p>
-    <w:p/>
-    <w:p/>
-    <w:p>
-      <w:r>
-        <w:rPr>
-          <w:b/>
-        </w:rPr>
-        <w:t xml:space="preserve">9. КОНТРОЛЬНЫЕ ВЕЛИЧИНЫ</w:t>
-      </w:r>
-    </w:p>
-    <w:p>
-      <w:r>
-        <w:t xml:space="preserve">9.1. Контрольная запись: </w:t>
-      </w:r>
-      <w:r>
-        <w:rPr>
-          <w:b/>
-        </w:rPr>
-        <w:t xml:space="preserve">76/20</w:t>
-      </w:r>
-      <w:r>
-        <w:t xml:space="preserve">25-П</w:t>
-      </w:r>
-      <w:r>
-        <w:t xml:space="preserve">.</w:t>
-      </w:r>
-    </w:p>
-    <w:p>
-      <w:r>
-        <w:t xml:space="preserve">9.2. Контрольная запись: </w:t>
-      </w:r>
-      <w:r>
-        <w:rPr>
-          <w:b/>
-        </w:rPr>
-        <w:t xml:space="preserve">3</w:t>
-      </w:r>
-      <w:r>
-        <w:t xml:space="preserve">21 002 рубля 0 коп.</w:t>
-      </w:r>
-      <w:r>
-        <w:t xml:space="preserve">.</w:t>
-      </w:r>
-    </w:p>
-    <w:p>
-      <w:r>
-        <w:t xml:space="preserve">9.3. Контрольная запись: </w:t>
-      </w:r>
-      <w:r>
-        <w:rPr>
-          <w:b/>
-        </w:rPr>
-        <w:t xml:space="preserve">1</w:t>
-      </w:r>
-      <w:r>
-        <w:t xml:space="preserve">5 (пятнадцать) процентов годовых</w:t>
-      </w:r>
-      <w:r>
-        <w:t xml:space="preserve">.</w:t>
-      </w:r>
-    </w:p>
-    <w:p>
-      <w:r>
-        <w:t xml:space="preserve">9.4. Контрольная запись: </w:t>
-      </w:r>
-      <w:r>
-        <w:t xml:space="preserve">не позднее 17.10.20</w:t>
-        <w:br/>
-        <w:t xml:space="preserve">26</w:t>
-      </w:r>
-      <w:r>
-        <w:t xml:space="preserve">.</w:t>
-      </w:r>
-    </w:p>
-    <w:p/>
-    <w:p>
-      <w:r>
-        <w:rPr>
-          <w:b/>
-        </w:rPr>
-        <w:t xml:space="preserve">РЕКВИЗИТЫ И ПОДПИСИ СТОРОН</w:t>
-      </w:r>
-    </w:p>
-    <w:p/>
+    <w:p>
+      <w:r>
+        <w:t xml:space="preserve">2.8. </w:t>
+      </w:r>
+      <w:r>
+        <w:t xml:space="preserve">Платёж по налогу перечисляется на код бюджетной классификации </w:t>
+      </w:r>
+      <w:r>
+        <w:t xml:space="preserve">182 101 010 110 110 001 10</w:t>
+      </w:r>
+      <w:r>
+        <w:t xml:space="preserve">, получатель — территориальный орган Федерального казначейства.</w:t>
+      </w:r>
+    </w:p>
+    <w:p>
+      <w:r>
+        <w:t xml:space="preserve">2.9. </w:t>
+      </w:r>
+      <w:r>
+        <w:t xml:space="preserve">Полномочия подтверждаются свидетельством о рождении, выдано </w:t>
+      </w:r>
+      <w:r>
+        <w:t xml:space="preserve">12.11.2010</w:t>
+      </w:r>
+      <w:r>
+        <w:t xml:space="preserve"> отделом ЗАГС.</w:t>
+      </w:r>
+    </w:p>
     <w:tbl>
       <w:tblPr>
         <w:tblW w:w="9360" w:type="dxa"/>
@@ -755,109 +546,7 @@
           </w:tcPr>
           <w:p>
             <w:r>
-              <w:rPr>
-                <w:b/>
-              </w:rPr>
-              <w:t xml:space="preserve">Работодатель:</w:t>
-            </w:r>
-          </w:p>
-          <w:p>
-            <w:r>
-              <w:t xml:space="preserve">ООО «Восход»</w:t>
-            </w:r>
-          </w:p>
-          <w:p>
-            <w:r>
-              <w:t xml:space="preserve">Юридический адрес: </w:t>
-            </w:r>
-            <w:r>
-              <w:t xml:space="preserve">101000, г. Москва, ул. Октябрьская, д. 71, кв. 138</w:t>
-            </w:r>
-          </w:p>
-          <w:p>
-            <w:r>
-              <w:t xml:space="preserve">ИНН/КПП </w:t>
-            </w:r>
-            <w:r>
-              <w:t xml:space="preserve">3741946775</w:t>
-            </w:r>
-            <w:r>
-              <w:t xml:space="preserve">/</w:t>
-            </w:r>
-            <w:r>
-              <w:t xml:space="preserve">229548071</w:t>
-            </w:r>
-          </w:p>
-          <w:p>
-            <w:r>
-              <w:t xml:space="preserve">ОГРН </w:t>
-            </w:r>
-            <w:r>
-              <w:t xml:space="preserve">1733721661001</w:t>
-            </w:r>
-          </w:p>
-          <w:p>
-            <w:r>
-              <w:t xml:space="preserve">р/с </w:t>
-            </w:r>
-            <w:r>
-              <w:t xml:space="preserve">40702810571148966470</w:t>
-            </w:r>
-            <w:r>
-              <w:t xml:space="preserve"> в ПАО «Банк «Санкт-Петербург»</w:t>
-            </w:r>
-          </w:p>
-          <w:p>
-            <w:r>
-              <w:t xml:space="preserve">к/с </w:t>
-            </w:r>
-            <w:r>
-              <w:t xml:space="preserve">30101810900000000790</w:t>
-            </w:r>
-            <w:r>
-              <w:t xml:space="preserve"> БИК </w:t>
-            </w:r>
-            <w:r>
-              <w:t xml:space="preserve">044030790</w:t>
-            </w:r>
-          </w:p>
-          <w:p>
-            <w:r>
-              <w:t xml:space="preserve">Тел.: </w:t>
-            </w:r>
-            <w:r>
-              <w:t xml:space="preserve">+7 (843) 606-50-45 доб. 922</w:t>
-            </w:r>
-          </w:p>
-          <w:p>
-            <w:r>
-              <w:t xml:space="preserve">E-mail: </w:t>
-            </w:r>
-            <w:r>
-              <w:t xml:space="preserve">volkova@romashka.ru</w:t>
-            </w:r>
-          </w:p>
-          <w:p/>
-          <w:p>
-            <w:r>
-              <w:t xml:space="preserve">Директор ______________ </w:t>
-            </w:r>
-            <w:r>
-              <w:t xml:space="preserve">О. С. Волкова</w:t>
-            </w:r>
-          </w:p>
-          <w:p>
-            <w:r>
-              <w:t xml:space="preserve">Согласовано: </w:t>
-            </w:r>
-            <w:r>
-              <w:rPr>
-                <w:b/>
-              </w:rPr>
-              <w:t xml:space="preserve">Волкова Оль</w:t>
-            </w:r>
-            <w:r>
-              <w:t xml:space="preserve">га Сергеевна</w:t>
+              <w:t xml:space="preserve">2</w:t>
             </w:r>
           </w:p>
         </w:tc>
@@ -867,6 +556,412 @@
           </w:tcPr>
           <w:p>
             <w:r>
+              <w:t xml:space="preserve">РУБ.</w:t>
+            </w:r>
+          </w:p>
+        </w:tc>
+      </w:tr>
+    </w:tbl>
+    <w:p>
+      <w:r>
+        <w:t xml:space="preserve">2.10. </w:t>
+      </w:r>
+      <w:r>
+        <w:t xml:space="preserve">Поставке подлежит насос модели </w:t>
+      </w:r>
+      <w:r>
+        <w:t xml:space="preserve">ЭЦВ-6-10-80h</w:t>
+      </w:r>
+      <w:r>
+        <w:t xml:space="preserve"> и кабель марки </w:t>
+      </w:r>
+      <w:r>
+        <w:t xml:space="preserve">ВВГнг(А)-LSt</w:t>
+      </w:r>
+      <w:r>
+        <w:t xml:space="preserve">.</w:t>
+      </w:r>
+    </w:p>
+    <w:p/>
+    <w:p>
+      <w:r>
+        <w:rPr>
+          <w:b/>
+        </w:rPr>
+        <w:t xml:space="preserve">3. МЕСТО И СРОКИ ИСПОЛНЕНИЯ</w:t>
+      </w:r>
+    </w:p>
+    <w:p>
+      <w:r>
+        <w:t xml:space="preserve">3.1. Место исполнения обязательств: </w:t>
+      </w:r>
+      <w:r>
+        <w:t xml:space="preserve">630099, г. Новосибирск, ш. Октябрьская, д. 2, кв. 191</w:t>
+      </w:r>
+      <w:r>
+        <w:t xml:space="preserve">.</w:t>
+      </w:r>
+    </w:p>
+    <w:p>
+      <w:r>
+        <w:t xml:space="preserve">3.2. Уведомления направляются </w:t>
+      </w:r>
+      <w:r>
+        <w:t xml:space="preserve">Петрову Петру Николаевичу</w:t>
+      </w:r>
+      <w:r>
+        <w:t xml:space="preserve"> по телефону </w:t>
+      </w:r>
+      <w:r>
+        <w:t xml:space="preserve">+7 (843) 629-24-37 доб. 960</w:t>
+      </w:r>
+      <w:r>
+        <w:t xml:space="preserve">.</w:t>
+      </w:r>
+    </w:p>
+    <w:p>
+      <w:r>
+        <w:t xml:space="preserve">3.3. Срок исполнения обязательств — </w:t>
+      </w:r>
+      <w:r>
+        <w:t xml:space="preserve">не позднее 03.01.2025</w:t>
+      </w:r>
+      <w:r>
+        <w:t xml:space="preserve">.</w:t>
+      </w:r>
+    </w:p>
+    <w:p/>
+    <w:p>
+      <w:r>
+        <w:rPr>
+          <w:b/>
+        </w:rPr>
+        <w:t xml:space="preserve">4. ПРОЧИЕ УСЛОВИЯ</w:t>
+      </w:r>
+    </w:p>
+    <w:p>
+      <w:r>
+        <w:t xml:space="preserve">4.1. </w:t>
+      </w:r>
+      <w:r>
+        <w:t xml:space="preserve">Стороны несут ответственность за неисполнение или ненадлежащее исполнение обязательств в соответствии с законодательством Российской Федерации.</w:t>
+      </w:r>
+    </w:p>
+    <w:p>
+      <w:r>
+        <w:t xml:space="preserve">4.2. </w:t>
+      </w:r>
+      <w:r>
+        <w:t xml:space="preserve">Размер неустойки за нарушение сроков оплаты: </w:t>
+      </w:r>
+      <w:r>
+        <w:t xml:space="preserve">1/300 ключевой ставки ЦБ РФ от стоимости неоплаченных работ</w:t>
+      </w:r>
+      <w:r>
+        <w:t xml:space="preserve">, но не более </w:t>
+      </w:r>
+      <w:r>
+        <w:t xml:space="preserve">0,2 (двух десятых) % от цены Договора</w:t>
+      </w:r>
+      <w:r>
+        <w:t xml:space="preserve">. Предельный размер ответственности: </w:t>
+      </w:r>
+      <w:r>
+        <w:t xml:space="preserve">1/130 ключевой ставки ЦБ РФ от общей суммы счета</w:t>
+      </w:r>
+      <w:r>
+        <w:t xml:space="preserve">.</w:t>
+      </w:r>
+    </w:p>
+    <w:p>
+      <w:r>
+        <w:t xml:space="preserve">4.3. </w:t>
+      </w:r>
+      <w:r>
+        <w:t xml:space="preserve">Стороны освобождаются от ответственности при наступлении обстоятельств непреодолимой силы, если они прямо повлияли на исполнение обязательств.</w:t>
+      </w:r>
+    </w:p>
+    <w:p>
+      <w:r>
+        <w:t xml:space="preserve">4.4. </w:t>
+      </w:r>
+      <w:r>
+        <w:t xml:space="preserve">Сторона, для которой создалась невозможность исполнения, обязана уведомить другую Сторону. Срок уведомления — </w:t>
+      </w:r>
+      <w:r>
+        <w:t xml:space="preserve">в течение 14 банковских дней с даты подписания Сторонами акта сдачи-приемки оказанных услуг</w:t>
+      </w:r>
+      <w:r>
+        <w:t xml:space="preserve">.</w:t>
+      </w:r>
+    </w:p>
+    <w:p>
+      <w:r>
+        <w:t xml:space="preserve">4.5. </w:t>
+      </w:r>
+      <w:r>
+        <w:t xml:space="preserve">Все споры и разногласия решаются путём переговоров. Претензионный порядок обязателен, срок ответа на претензию — </w:t>
+      </w:r>
+      <w:r>
+        <w:t xml:space="preserve">в течение 3 рабочих дней со дня предъявления требования</w:t>
+      </w:r>
+      <w:r>
+        <w:t xml:space="preserve">.</w:t>
+      </w:r>
+    </w:p>
+    <w:p/>
+    <w:p/>
+    <w:p>
+      <w:r>
+        <w:rPr>
+          <w:b/>
+        </w:rPr>
+        <w:t xml:space="preserve">10. ДОПОЛНИТЕЛЬНЫЕ СВЕДЕНИЯ О СТОРОНАХ</w:t>
+      </w:r>
+    </w:p>
+    <w:p>
+      <w:r>
+        <w:t xml:space="preserve">Уполномоченный представитель: </w:t>
+      </w:r>
+      <w:r>
+        <w:t xml:space="preserve">Волко­ва‍ Ольга Сергеевна</w:t>
+      </w:r>
+    </w:p>
+    <w:p>
+      <w:r>
+        <w:t xml:space="preserve">Согласовано: </w:t>
+      </w:r>
+      <w:r>
+        <w:t xml:space="preserve">пЕтРоВ Пётр</w:t>
+      </w:r>
+    </w:p>
+    <w:p/>
+    <w:p/>
+    <w:p>
+      <w:r>
+        <w:rPr>
+          <w:b/>
+        </w:rPr>
+        <w:t xml:space="preserve">9. КОНТРОЛЬНЫЕ ВЕЛИЧИНЫ</w:t>
+      </w:r>
+    </w:p>
+    <w:p>
+      <w:r>
+        <w:t xml:space="preserve">9.1. Контрольная запись: </w:t>
+      </w:r>
+      <w:r>
+        <w:rPr>
+          <w:b/>
+        </w:rPr>
+        <w:t xml:space="preserve">59/20</w:t>
+      </w:r>
+      <w:r>
+        <w:t xml:space="preserve">23-К</w:t>
+      </w:r>
+      <w:r>
+        <w:t xml:space="preserve">.</w:t>
+      </w:r>
+    </w:p>
+    <w:p>
+      <w:r>
+        <w:t xml:space="preserve">9.2. Контрольная запись: </w:t>
+      </w:r>
+      <w:r>
+        <w:rPr>
+          <w:b/>
+        </w:rPr>
+        <w:t xml:space="preserve">7 1</w:t>
+      </w:r>
+      <w:r>
+        <w:t xml:space="preserve">50 002 рубля 0 коп.</w:t>
+      </w:r>
+      <w:r>
+        <w:t xml:space="preserve">.</w:t>
+      </w:r>
+    </w:p>
+    <w:p>
+      <w:r>
+        <w:t xml:space="preserve">9.3. Контрольная запись: </w:t>
+      </w:r>
+      <w:r>
+        <w:rPr>
+          <w:b/>
+        </w:rPr>
+        <w:t xml:space="preserve">2</w:t>
+      </w:r>
+      <w:r>
+        <w:t xml:space="preserve">0 (двадцать) процентов годовых</w:t>
+      </w:r>
+      <w:r>
+        <w:t xml:space="preserve">.</w:t>
+      </w:r>
+    </w:p>
+    <w:p>
+      <w:r>
+        <w:t xml:space="preserve">9.4. Контрольная запись: </w:t>
+      </w:r>
+      <w:r>
+        <w:t xml:space="preserve">не позднее 10.01.20</w:t>
+        <w:br/>
+        <w:t xml:space="preserve">26</w:t>
+      </w:r>
+      <w:r>
+        <w:t xml:space="preserve">.</w:t>
+      </w:r>
+    </w:p>
+    <w:p/>
+    <w:p>
+      <w:r>
+        <w:rPr>
+          <w:b/>
+        </w:rPr>
+        <w:t xml:space="preserve">РЕКВИЗИТЫ И ПОДПИСИ СТОРОН</w:t>
+      </w:r>
+    </w:p>
+    <w:p/>
+    <w:tbl>
+      <w:tblPr>
+        <w:tblW w:w="9360" w:type="dxa"/>
+        <w:tblBorders>
+          <w:top w:val="single" w:sz="4" w:color="auto"/>
+          <w:left w:val="single" w:sz="4" w:color="auto"/>
+          <w:bottom w:val="single" w:sz="4" w:color="auto"/>
+          <w:right w:val="single" w:sz="4" w:color="auto"/>
+          <w:insideH w:val="single" w:sz="4" w:color="auto"/>
+          <w:insideV w:val="single" w:sz="4" w:color="auto"/>
+        </w:tblBorders>
+      </w:tblPr>
+      <w:tblGrid>
+        <w:gridCol w:w="4680"/>
+        <w:gridCol w:w="4680"/>
+      </w:tblGrid>
+      <w:tr>
+        <w:tc>
+          <w:tcPr>
+            <w:tcW w:w="4680" w:type="dxa"/>
+          </w:tcPr>
+          <w:p>
+            <w:r>
+              <w:rPr>
+                <w:b/>
+              </w:rPr>
+              <w:t xml:space="preserve">Работодатель:</w:t>
+            </w:r>
+          </w:p>
+          <w:p>
+            <w:r>
+              <w:t xml:space="preserve">ООО «Восход»</w:t>
+            </w:r>
+          </w:p>
+          <w:p>
+            <w:r>
+              <w:t xml:space="preserve">Юридический адрес: </w:t>
+            </w:r>
+            <w:r>
+              <w:t xml:space="preserve">344002, г. Ростов-на-Дону, пер. Садовая, д. 89, кв. 14</w:t>
+            </w:r>
+          </w:p>
+          <w:p>
+            <w:r>
+              <w:t xml:space="preserve">Почтовый адрес: </w:t>
+            </w:r>
+            <w:r>
+              <w:t xml:space="preserve">603000, г. Нижний Новгород, пер. Промышленная, д. 45, кв. 142</w:t>
+            </w:r>
+          </w:p>
+          <w:p>
+            <w:r>
+              <w:t xml:space="preserve">ИНН/КПП </w:t>
+            </w:r>
+            <w:r>
+              <w:t xml:space="preserve">3741946775</w:t>
+            </w:r>
+            <w:r>
+              <w:t xml:space="preserve">/</w:t>
+            </w:r>
+            <w:r>
+              <w:t xml:space="preserve">229548071</w:t>
+            </w:r>
+          </w:p>
+          <w:p>
+            <w:r>
+              <w:t xml:space="preserve">ОГРН </w:t>
+            </w:r>
+            <w:r>
+              <w:t xml:space="preserve">1733721661001</w:t>
+            </w:r>
+          </w:p>
+          <w:p>
+            <w:r>
+              <w:t xml:space="preserve">р/с </w:t>
+            </w:r>
+            <w:r>
+              <w:t xml:space="preserve">40702810571148966470</w:t>
+            </w:r>
+            <w:r>
+              <w:t xml:space="preserve"> в ПАО «Банк «Санкт-Петербург»</w:t>
+            </w:r>
+          </w:p>
+          <w:p>
+            <w:r>
+              <w:t xml:space="preserve">к/с </w:t>
+            </w:r>
+            <w:r>
+              <w:t xml:space="preserve">30101810900000000790</w:t>
+            </w:r>
+            <w:r>
+              <w:t xml:space="preserve"> БИК </w:t>
+            </w:r>
+            <w:r>
+              <w:t xml:space="preserve">044030790</w:t>
+            </w:r>
+          </w:p>
+          <w:p>
+            <w:r>
+              <w:t xml:space="preserve">Тел.: </w:t>
+            </w:r>
+            <w:r>
+              <w:t xml:space="preserve">843 7532672</w:t>
+            </w:r>
+          </w:p>
+          <w:p>
+            <w:r>
+              <w:t xml:space="preserve">E-mail: </w:t>
+            </w:r>
+            <w:r>
+              <w:t xml:space="preserve">volkova@mail.ru</w:t>
+            </w:r>
+          </w:p>
+          <w:p/>
+          <w:p>
+            <w:r>
+              <w:t xml:space="preserve">Директор ______________ </w:t>
+            </w:r>
+            <w:r>
+              <w:t xml:space="preserve">О. С. Волкова</w:t>
+            </w:r>
+          </w:p>
+          <w:p>
+            <w:r>
+              <w:t xml:space="preserve">Согласовано: </w:t>
+            </w:r>
+            <w:r>
+              <w:rPr>
+                <w:b/>
+              </w:rPr>
+              <w:t xml:space="preserve">Волкова Оль</w:t>
+            </w:r>
+            <w:r>
+              <w:t xml:space="preserve">га Сергеевна</w:t>
+            </w:r>
+          </w:p>
+        </w:tc>
+        <w:tc>
+          <w:tcPr>
+            <w:tcW w:w="4680" w:type="dxa"/>
+          </w:tcPr>
+          <w:p>
+            <w:r>
               <w:rPr>
                 <w:b/>
               </w:rPr>
@@ -891,7 +986,7 @@
               <w:t xml:space="preserve">Адрес регистрации: </w:t>
             </w:r>
             <w:r>
-              <w:t xml:space="preserve">141400, г. Химки, ш. Тверская, д. 51, кв. 95</w:t>
+              <w:t xml:space="preserve">141300, г. Сергиев Посад, наб. Садовая, д. 57, кв. 118</w:t>
             </w:r>
           </w:p>
           <w:p>
@@ -930,7 +1025,7 @@
               <w:t xml:space="preserve">Тел.: </w:t>
             </w:r>
             <w:r>
-              <w:t xml:space="preserve">8-383-704-62-91</w:t>
+              <w:t xml:space="preserve">+7 812 820 88 80</w:t>
             </w:r>
           </w:p>
           <w:p>
@@ -938,7 +1033,7 @@
               <w:t xml:space="preserve">E-mail: </w:t>
             </w:r>
             <w:r>
-              <w:t xml:space="preserve">petrov@yandex.ru</w:t>
+              <w:t xml:space="preserve">petrov@gmail.com</w:t>
             </w:r>
           </w:p>
           <w:p/>
@@ -997,7 +1092,7 @@
       <w:t xml:space="preserve">ООО «Восход» · </w:t>
     </w:r>
     <w:r>
-      <w:t xml:space="preserve">+7 (843) 180-90-90</w:t>
+      <w:t xml:space="preserve">+7 (843) 398-63-30</w:t>
     </w:r>
     <w:r>
       <w:t xml:space="preserve"> · </w:t>

--- a/tests/corpus_v2/docs/labor_0002.docx
+++ b/tests/corpus_v2/docs/labor_0002.docx
@@ -146,7 +146,7 @@
         <w:t xml:space="preserve">Должностной оклад Работника: </w:t>
       </w:r>
       <w:r>
-        <w:t xml:space="preserve">3 260 000 (три миллиона двести шестьдесят тысяч) ₽</w:t>
+        <w:t xml:space="preserve">6 140 000 (шесть миллионов сто сорок тысяч) ₽</w:t>
       </w:r>
       <w:r>
         <w:t xml:space="preserve">, </w:t>
@@ -167,6 +167,101 @@
       </w:r>
       <w:r>
         <w:t xml:space="preserve">в течение семи рабочих дней с момента подписания акта</w:t>
+      </w:r>
+      <w:r>
+        <w:t xml:space="preserve">.</w:t>
+      </w:r>
+    </w:p>
+    <w:p>
+      <w:r>
+        <w:t xml:space="preserve">1.6. </w:t>
+      </w:r>
+      <w:r>
+        <w:t xml:space="preserve">Отгрузка оформляется товарной накладной № </w:t>
+      </w:r>
+      <w:r>
+        <w:t xml:space="preserve">046967244</w:t>
+      </w:r>
+      <w:r>
+        <w:t xml:space="preserve">. Позиция учитывается в каталоге поставщика под номером </w:t>
+      </w:r>
+      <w:r>
+        <w:t xml:space="preserve">048973846</w:t>
+      </w:r>
+      <w:r>
+        <w:t xml:space="preserve">. Изделию присвоен заводской номер </w:t>
+      </w:r>
+      <w:r>
+        <w:t xml:space="preserve">040773922</w:t>
+      </w:r>
+      <w:r>
+        <w:t xml:space="preserve">.</w:t>
+      </w:r>
+    </w:p>
+    <w:p>
+      <w:r>
+        <w:t xml:space="preserve">1.7. </w:t>
+      </w:r>
+      <w:r>
+        <w:t xml:space="preserve">Расходы отражаются по коду цели </w:t>
+      </w:r>
+      <w:r>
+        <w:t xml:space="preserve">041976826</w:t>
+      </w:r>
+      <w:r>
+        <w:t xml:space="preserve">, предусмотренному приказом Минфина России № 157н. </w:t>
+      </w:r>
+      <w:r>
+        <w:t xml:space="preserve">БИК будет сообщён дополнительно, номер заявки — </w:t>
+      </w:r>
+      <w:r>
+        <w:t xml:space="preserve">041420815</w:t>
+      </w:r>
+      <w:r>
+        <w:t xml:space="preserve">.</w:t>
+      </w:r>
+    </w:p>
+    <w:p>
+      <w:r>
+        <w:t xml:space="preserve">1.8. </w:t>
+      </w:r>
+      <w:r>
+        <w:t xml:space="preserve">Абоненту открыт лицевой счёт </w:t>
+      </w:r>
+      <w:r>
+        <w:t xml:space="preserve">85483264034</w:t>
+      </w:r>
+      <w:r>
+        <w:t xml:space="preserve">. Спецификация зарегистрирована за номером </w:t>
+      </w:r>
+      <w:r>
+        <w:t xml:space="preserve">85345700526</w:t>
+      </w:r>
+      <w:r>
+        <w:t xml:space="preserve">. Заводской номер прибора учёта — </w:t>
+      </w:r>
+      <w:r>
+        <w:t xml:space="preserve">89411620469</w:t>
+      </w:r>
+      <w:r>
+        <w:t xml:space="preserve">.</w:t>
+      </w:r>
+    </w:p>
+    <w:p>
+      <w:r>
+        <w:t xml:space="preserve">1.9. </w:t>
+      </w:r>
+      <w:r>
+        <w:t xml:space="preserve">Партия внесена в реестр под номером </w:t>
+      </w:r>
+      <w:r>
+        <w:t xml:space="preserve">88097179503</w:t>
+      </w:r>
+      <w:r>
+        <w:t xml:space="preserve"> в порядке статьи 434 Гражданского кодекса Российской Федерации. Исходящий номер уведомления — </w:t>
+      </w:r>
+      <w:r>
+        <w:t xml:space="preserve">81551085070</w:t>
       </w:r>
       <w:r>
         <w:t xml:space="preserve">.</w:t>
@@ -197,13 +292,13 @@
         <w:t xml:space="preserve">2.2. Налог: </w:t>
       </w:r>
       <w:r>
-        <w:t xml:space="preserve">20 (двадцать) процентов от общей суммы счета</w:t>
+        <w:t xml:space="preserve">15 (пятнадцать) процентов от общей суммы счета</w:t>
       </w:r>
       <w:r>
         <w:t xml:space="preserve">, но не более </w:t>
       </w:r>
       <w:r>
-        <w:t xml:space="preserve">18% от цены Договора</w:t>
+        <w:t xml:space="preserve">5% от цены Договора</w:t>
       </w:r>
       <w:r>
         <w:t xml:space="preserve">.</w:t>
@@ -214,7 +309,7 @@
         <w:t xml:space="preserve">2.3. Срок оплаты — </w:t>
       </w:r>
       <w:r>
-        <w:t xml:space="preserve">в течение трех банковских дней</w:t>
+        <w:t xml:space="preserve">в течение двадцати банковских дней</w:t>
       </w:r>
       <w:r>
         <w:t xml:space="preserve">.</w:t>
@@ -234,7 +329,7 @@
         <w:t xml:space="preserve">, артикул </w:t>
       </w:r>
       <w:r>
-        <w:t xml:space="preserve">RM-6946-25</w:t>
+        <w:t xml:space="preserve">RM-8269-68</w:t>
       </w:r>
       <w:r>
         <w:t xml:space="preserve">, код </w:t>
@@ -294,49 +389,49 @@
         <w:t xml:space="preserve">. Товар отгружается с сопроводительным документом паспорт качества № </w:t>
       </w:r>
       <w:r>
-        <w:t xml:space="preserve">48 24 743659</w:t>
+        <w:t xml:space="preserve">02 10 955682</w:t>
       </w:r>
       <w:r>
         <w:t xml:space="preserve">. К партии приложен паспорт изделия № </w:t>
       </w:r>
       <w:r>
-        <w:t xml:space="preserve">11 13 290112</w:t>
+        <w:t xml:space="preserve">91 20 578738</w:t>
       </w:r>
       <w:r>
         <w:t xml:space="preserve">. Оборудование поставляется с паспортом транспортного средства № </w:t>
       </w:r>
       <w:r>
-        <w:t xml:space="preserve">37 12 256527</w:t>
+        <w:t xml:space="preserve">29 14 305785</w:t>
       </w:r>
       <w:r>
         <w:t xml:space="preserve">. Приёмка производится согласно техническому паспорту </w:t>
       </w:r>
       <w:r>
-        <w:t xml:space="preserve">47 18 886423</w:t>
+        <w:t xml:space="preserve">54 06 613403</w:t>
       </w:r>
       <w:r>
         <w:t xml:space="preserve">. СНИЛС не указан, номер заказа </w:t>
       </w:r>
       <w:r>
-        <w:t xml:space="preserve">593-196-524 26</w:t>
+        <w:t xml:space="preserve">350-047-399 06</w:t>
       </w:r>
       <w:r>
         <w:t xml:space="preserve">. Дата рождения не проставлена, документ выдан </w:t>
       </w:r>
       <w:r>
-        <w:t xml:space="preserve">11.07.2021</w:t>
+        <w:t xml:space="preserve">26.07.2018</w:t>
       </w:r>
       <w:r>
         <w:t xml:space="preserve">. Код подразделения, см. артикул </w:t>
       </w:r>
       <w:r>
-        <w:t xml:space="preserve">909-939</w:t>
+        <w:t xml:space="preserve">336-300</w:t>
       </w:r>
       <w:r>
         <w:t xml:space="preserve">. Цена — </w:t>
       </w:r>
       <w:r>
-        <w:t xml:space="preserve">85 300 000 (восемьдесят пять миллионов триста тысяч) рублей 00 копеек</w:t>
+        <w:t xml:space="preserve">7 540 000 (семь миллионов пятьсот сорок тысяч) рублей 50 копеек</w:t>
       </w:r>
       <w:r>
         <w:t xml:space="preserve">.</w:t>
@@ -350,25 +445,25 @@
         <w:t xml:space="preserve">Товар маркирован штрихкодом </w:t>
       </w:r>
       <w:r>
-        <w:t xml:space="preserve">4604265488709</w:t>
+        <w:t xml:space="preserve">4604135578312</w:t>
       </w:r>
       <w:r>
         <w:t xml:space="preserve">. Код контрагента по ОКПО — </w:t>
       </w:r>
       <w:r>
-        <w:t xml:space="preserve">0078615770</w:t>
+        <w:t xml:space="preserve">9759654665</w:t>
       </w:r>
       <w:r>
         <w:t xml:space="preserve">. Оборудование учтено под инвентарным номером </w:t>
       </w:r>
       <w:r>
-        <w:t xml:space="preserve">046224221</w:t>
+        <w:t xml:space="preserve">049010921</w:t>
       </w:r>
       <w:r>
         <w:t xml:space="preserve">, складской позиции присвоен номер </w:t>
       </w:r>
       <w:r>
-        <w:t xml:space="preserve">589907764</w:t>
+        <w:t xml:space="preserve">706520941</w:t>
       </w:r>
       <w:r>
         <w:t xml:space="preserve">.</w:t>
@@ -382,19 +477,19 @@
         <w:t xml:space="preserve">Оплата по счёту-фактуре на КБК </w:t>
       </w:r>
       <w:r>
-        <w:t xml:space="preserve">18210101011011000196</w:t>
+        <w:t xml:space="preserve">18210101011011000156</w:t>
       </w:r>
       <w:r>
         <w:t xml:space="preserve">. ИНН не присвоен, регистрационный № </w:t>
       </w:r>
       <w:r>
-        <w:t xml:space="preserve">4141703078</w:t>
+        <w:t xml:space="preserve">6223341484</w:t>
       </w:r>
       <w:r>
         <w:t xml:space="preserve">. ИНН не присвоен, платёжный документ № </w:t>
       </w:r>
       <w:r>
-        <w:t xml:space="preserve">342679382049</w:t>
+        <w:t xml:space="preserve">059171045122</w:t>
       </w:r>
       <w:r>
         <w:t xml:space="preserve">. Заказчик действует в лице </w:t>
@@ -414,13 +509,13 @@
         <w:t xml:space="preserve">Массовая доля влаги в товаре — </w:t>
       </w:r>
       <w:r>
-        <w:t xml:space="preserve">не более 8 %</w:t>
+        <w:t xml:space="preserve">не более 11 %</w:t>
       </w:r>
       <w:r>
         <w:t xml:space="preserve">. Товар подлежит хранению </w:t>
       </w:r>
       <w:r>
-        <w:t xml:space="preserve">в течение 48 часов</w:t>
+        <w:t xml:space="preserve">в течение 12 часов</w:t>
       </w:r>
       <w:r>
         <w:t xml:space="preserve"> при температуре не выше +4 °C. Срок исковой давности по требованиям, вытекающим из Договора, составляет </w:t>
@@ -489,7 +584,7 @@
           </w:tcPr>
           <w:p>
             <w:r>
-              <w:t xml:space="preserve">0364655358</w:t>
+              <w:t xml:space="preserve">3372118721</w:t>
             </w:r>
           </w:p>
         </w:tc>
@@ -517,7 +612,7 @@
         <w:t xml:space="preserve">Полномочия подтверждаются свидетельством о рождении, выдано </w:t>
       </w:r>
       <w:r>
-        <w:t xml:space="preserve">12.11.2010</w:t>
+        <w:t xml:space="preserve">11.04.2024</w:t>
       </w:r>
       <w:r>
         <w:t xml:space="preserve"> отделом ЗАГС.</w:t>
@@ -546,7 +641,7 @@
           </w:tcPr>
           <w:p>
             <w:r>
-              <w:t xml:space="preserve">2</w:t>
+              <w:t xml:space="preserve">6</w:t>
             </w:r>
           </w:p>
         </w:tc>
@@ -596,7 +691,7 @@
         <w:t xml:space="preserve">3.1. Место исполнения обязательств: </w:t>
       </w:r>
       <w:r>
-        <w:t xml:space="preserve">630099, г. Новосибирск, ш. Октябрьская, д. 2, кв. 191</w:t>
+        <w:t xml:space="preserve">614000, г. Пермь, ул. Заречная, д. 34, кв. 125</w:t>
       </w:r>
       <w:r>
         <w:t xml:space="preserve">.</w:t>
@@ -613,7 +708,7 @@
         <w:t xml:space="preserve"> по телефону </w:t>
       </w:r>
       <w:r>
-        <w:t xml:space="preserve">+7 (843) 629-24-37 доб. 960</w:t>
+        <w:t xml:space="preserve">812 5043867</w:t>
       </w:r>
       <w:r>
         <w:t xml:space="preserve">.</w:t>
@@ -624,7 +719,111 @@
         <w:t xml:space="preserve">3.3. Срок исполнения обязательств — </w:t>
       </w:r>
       <w:r>
-        <w:t xml:space="preserve">не позднее 03.01.2025</w:t>
+        <w:t xml:space="preserve">не позднее 13.11.2025</w:t>
+      </w:r>
+      <w:r>
+        <w:t xml:space="preserve">.</w:t>
+      </w:r>
+    </w:p>
+    <w:p>
+      <w:r>
+        <w:t xml:space="preserve">3.4. </w:t>
+      </w:r>
+      <w:r>
+        <w:t xml:space="preserve">Работы выполняются за счёт средств бюджета по коду бюджетной классификации </w:t>
+      </w:r>
+      <w:r>
+        <w:t xml:space="preserve">18212205163262481626</w:t>
+      </w:r>
+      <w:r>
+        <w:t xml:space="preserve">. Счётчик имеет заводской номер </w:t>
+      </w:r>
+      <w:r>
+        <w:t xml:space="preserve">39633408642641353377</w:t>
+      </w:r>
+      <w:r>
+        <w:t xml:space="preserve">.</w:t>
+      </w:r>
+    </w:p>
+    <w:p>
+      <w:r>
+        <w:t xml:space="preserve">3.5. </w:t>
+      </w:r>
+      <w:r>
+        <w:t xml:space="preserve">Счёт на оплату содержит УИН </w:t>
+      </w:r>
+      <w:r>
+        <w:t xml:space="preserve">18209175234512412582</w:t>
+      </w:r>
+      <w:r>
+        <w:t xml:space="preserve">. Счёт-проформа к настоящему Договору имеет номер </w:t>
+      </w:r>
+      <w:r>
+        <w:t xml:space="preserve">77906497321952830924</w:t>
+      </w:r>
+      <w:r>
+        <w:t xml:space="preserve">. Списание со счёта производится в очерёдности статьи 855 Гражданского кодекса Российской Федерации, код вида дохода </w:t>
+      </w:r>
+      <w:r>
+        <w:t xml:space="preserve">18210015928315953351</w:t>
+      </w:r>
+      <w:r>
+        <w:t xml:space="preserve">.</w:t>
+      </w:r>
+    </w:p>
+    <w:p>
+      <w:r>
+        <w:t xml:space="preserve">3.6. </w:t>
+      </w:r>
+      <w:r>
+        <w:t xml:space="preserve">ИНН у иностранного контрагента отсутствует, номер в торговом реестре — </w:t>
+      </w:r>
+      <w:r>
+        <w:t xml:space="preserve">0364655358</w:t>
+      </w:r>
+      <w:r>
+        <w:t xml:space="preserve">. ИНН указан в приложении, номер спецификации </w:t>
+      </w:r>
+      <w:r>
+        <w:t xml:space="preserve">2800817595</w:t>
+      </w:r>
+      <w:r>
+        <w:t xml:space="preserve">. ИНН присваивается в порядке статьи 84 Налогового кодекса Российской Федерации; номер решения о постановке на учёт — </w:t>
+      </w:r>
+      <w:r>
+        <w:t xml:space="preserve">5746145519</w:t>
+      </w:r>
+      <w:r>
+        <w:t xml:space="preserve">.</w:t>
+      </w:r>
+    </w:p>
+    <w:p>
+      <w:r>
+        <w:t xml:space="preserve">3.7. </w:t>
+      </w:r>
+      <w:r>
+        <w:t xml:space="preserve">Регистрационный номер партии товара — </w:t>
+      </w:r>
+      <w:r>
+        <w:t xml:space="preserve">8154543747</w:t>
+      </w:r>
+      <w:r>
+        <w:t xml:space="preserve">. Доля посторонних включений — не более </w:t>
+      </w:r>
+      <w:r>
+        <w:t xml:space="preserve">0,4 %</w:t>
+      </w:r>
+      <w:r>
+        <w:t xml:space="preserve">. Погрешность измерения прибора — не более </w:t>
+      </w:r>
+      <w:r>
+        <w:t xml:space="preserve">0,1 %</w:t>
+      </w:r>
+      <w:r>
+        <w:t xml:space="preserve">. Оборудованию присвоен заводской номер </w:t>
+      </w:r>
+      <w:r>
+        <w:t xml:space="preserve">4684333068</w:t>
       </w:r>
       <w:r>
         <w:t xml:space="preserve">.</w:t>
@@ -689,7 +888,7 @@
         <w:t xml:space="preserve">Сторона, для которой создалась невозможность исполнения, обязана уведомить другую Сторону. Срок уведомления — </w:t>
       </w:r>
       <w:r>
-        <w:t xml:space="preserve">в течение 14 банковских дней с даты подписания Сторонами акта сдачи-приемки оказанных услуг</w:t>
+        <w:t xml:space="preserve">в течение 5 банковских дней с даты подписания Сторонами акта сдачи-приемки оказанных услуг</w:t>
       </w:r>
       <w:r>
         <w:t xml:space="preserve">.</w:t>
@@ -703,7 +902,125 @@
         <w:t xml:space="preserve">Все споры и разногласия решаются путём переговоров. Претензионный порядок обязателен, срок ответа на претензию — </w:t>
       </w:r>
       <w:r>
-        <w:t xml:space="preserve">в течение 3 рабочих дней со дня предъявления требования</w:t>
+        <w:t xml:space="preserve">в течение 45 рабочих дней со дня предъявления требования</w:t>
+      </w:r>
+      <w:r>
+        <w:t xml:space="preserve">.</w:t>
+      </w:r>
+    </w:p>
+    <w:p>
+      <w:r>
+        <w:t xml:space="preserve">4.6. </w:t>
+      </w:r>
+      <w:r>
+        <w:t xml:space="preserve">ИНН физического лица не указан; номер лицевого счёта абонента — </w:t>
+      </w:r>
+      <w:r>
+        <w:t xml:space="preserve">882416408415</w:t>
+      </w:r>
+      <w:r>
+        <w:t xml:space="preserve">. ИНН указан в приложении; номенклатурный код позиции — </w:t>
+      </w:r>
+      <w:r>
+        <w:t xml:space="preserve">442151434977</w:t>
+      </w:r>
+      <w:r>
+        <w:t xml:space="preserve">. В силу статьи 86 Налогового кодекса Российской Федерации ИНН запрашивается налоговым органом; номер запроса — </w:t>
+      </w:r>
+      <w:r>
+        <w:t xml:space="preserve">228965245865</w:t>
+      </w:r>
+      <w:r>
+        <w:t xml:space="preserve">.</w:t>
+      </w:r>
+    </w:p>
+    <w:p>
+      <w:r>
+        <w:t xml:space="preserve">4.7. </w:t>
+      </w:r>
+      <w:r>
+        <w:t xml:space="preserve">Товарная накладная на партию имеет номер </w:t>
+      </w:r>
+      <w:r>
+        <w:t xml:space="preserve">972811224745</w:t>
+      </w:r>
+      <w:r>
+        <w:t xml:space="preserve">. Модуль учёта имеет заводской номер </w:t>
+      </w:r>
+      <w:r>
+        <w:t xml:space="preserve">909043233533</w:t>
+      </w:r>
+      <w:r>
+        <w:t xml:space="preserve">. Уклон монтируемой кровли составляет </w:t>
+      </w:r>
+      <w:r>
+        <w:t xml:space="preserve">2 %</w:t>
+      </w:r>
+      <w:r>
+        <w:t xml:space="preserve">.</w:t>
+      </w:r>
+    </w:p>
+    <w:p>
+      <w:r>
+        <w:t xml:space="preserve">4.8. </w:t>
+      </w:r>
+      <w:r>
+        <w:t xml:space="preserve">Законом установлена предельная доля иностранного участия — </w:t>
+      </w:r>
+      <w:r>
+        <w:t xml:space="preserve">20 %</w:t>
+      </w:r>
+      <w:r>
+        <w:t xml:space="preserve"> согласно Федеральному закону об иностранных инвестициях. Приложением № 3 установлена доля брака не более </w:t>
+      </w:r>
+      <w:r>
+        <w:t xml:space="preserve">3,8 %</w:t>
+      </w:r>
+      <w:r>
+        <w:t xml:space="preserve">.</w:t>
+      </w:r>
+    </w:p>
+    <w:p>
+      <w:r>
+        <w:t xml:space="preserve">4.9. </w:t>
+      </w:r>
+      <w:r>
+        <w:t xml:space="preserve">Товар имеет срок годности </w:t>
+      </w:r>
+      <w:r>
+        <w:t xml:space="preserve">в течение 24 месяцев</w:t>
+      </w:r>
+      <w:r>
+        <w:t xml:space="preserve"> с даты производства. Уложенная смесь выдерживается </w:t>
+      </w:r>
+      <w:r>
+        <w:t xml:space="preserve">в течение 24 часов</w:t>
+      </w:r>
+      <w:r>
+        <w:t xml:space="preserve"> при положительной температуре.</w:t>
+      </w:r>
+    </w:p>
+    <w:p>
+      <w:r>
+        <w:t xml:space="preserve">4.10. </w:t>
+      </w:r>
+      <w:r>
+        <w:t xml:space="preserve">Требования по качеству работ заявляются </w:t>
+      </w:r>
+      <w:r>
+        <w:t xml:space="preserve">в течение одного года</w:t>
+      </w:r>
+      <w:r>
+        <w:t xml:space="preserve"> по правилам статьи 725 Гражданского кодекса Российской Федерации. Поставщик присутствует на рынке </w:t>
+      </w:r>
+      <w:r>
+        <w:t xml:space="preserve">в течение 19 лет</w:t>
+      </w:r>
+      <w:r>
+        <w:t xml:space="preserve">. Отчётный период оканчивается </w:t>
+      </w:r>
+      <w:r>
+        <w:t xml:space="preserve">не позднее 25.06.2028</w:t>
       </w:r>
       <w:r>
         <w:t xml:space="preserve">.</w:t>
@@ -753,10 +1070,10 @@
         <w:rPr>
           <w:b/>
         </w:rPr>
-        <w:t xml:space="preserve">59/20</w:t>
-      </w:r>
-      <w:r>
-        <w:t xml:space="preserve">23-К</w:t>
+        <w:t xml:space="preserve">99/20</w:t>
+      </w:r>
+      <w:r>
+        <w:t xml:space="preserve">25-А</w:t>
       </w:r>
       <w:r>
         <w:t xml:space="preserve">.</w:t>
@@ -770,10 +1087,10 @@
         <w:rPr>
           <w:b/>
         </w:rPr>
-        <w:t xml:space="preserve">7 1</w:t>
-      </w:r>
-      <w:r>
-        <w:t xml:space="preserve">50 002 рубля 0 коп.</w:t>
+        <w:t xml:space="preserve">78 6</w:t>
+      </w:r>
+      <w:r>
+        <w:t xml:space="preserve">00 002 рубля 5 коп.</w:t>
       </w:r>
       <w:r>
         <w:t xml:space="preserve">.</w:t>
@@ -790,7 +1107,7 @@
         <w:t xml:space="preserve">2</w:t>
       </w:r>
       <w:r>
-        <w:t xml:space="preserve">0 (двадцать) процентов годовых</w:t>
+        <w:t xml:space="preserve">0 (двадцать) процентов за каждый день просрочки</w:t>
       </w:r>
       <w:r>
         <w:t xml:space="preserve">.</w:t>
@@ -801,9 +1118,9 @@
         <w:t xml:space="preserve">9.4. Контрольная запись: </w:t>
       </w:r>
       <w:r>
-        <w:t xml:space="preserve">не позднее 10.01.20</w:t>
+        <w:t xml:space="preserve">не позднее 20.06.20</w:t>
         <w:br/>
-        <w:t xml:space="preserve">26</w:t>
+        <w:t xml:space="preserve">25</w:t>
       </w:r>
       <w:r>
         <w:t xml:space="preserve">.</w:t>
@@ -858,7 +1175,7 @@
               <w:t xml:space="preserve">Юридический адрес: </w:t>
             </w:r>
             <w:r>
-              <w:t xml:space="preserve">344002, г. Ростов-на-Дону, пер. Садовая, д. 89, кв. 14</w:t>
+              <w:t xml:space="preserve">143400, г. Красногорск, бул. Заречная, д. 1, кв. 150</w:t>
             </w:r>
           </w:p>
           <w:p>
@@ -866,7 +1183,7 @@
               <w:t xml:space="preserve">Почтовый адрес: </w:t>
             </w:r>
             <w:r>
-              <w:t xml:space="preserve">603000, г. Нижний Новгород, пер. Промышленная, д. 45, кв. 142</w:t>
+              <w:t xml:space="preserve">603000, г. Нижний Новгород, просп. Кирова, д. 25, кв. 173</w:t>
             </w:r>
           </w:p>
           <w:p>
@@ -921,7 +1238,7 @@
               <w:t xml:space="preserve">Тел.: </w:t>
             </w:r>
             <w:r>
-              <w:t xml:space="preserve">843 7532672</w:t>
+              <w:t xml:space="preserve">383 3892821</w:t>
             </w:r>
           </w:p>
           <w:p>
@@ -929,7 +1246,7 @@
               <w:t xml:space="preserve">E-mail: </w:t>
             </w:r>
             <w:r>
-              <w:t xml:space="preserve">volkova@mail.ru</w:t>
+              <w:t xml:space="preserve">volkova@list.ru</w:t>
             </w:r>
           </w:p>
           <w:p/>
@@ -986,7 +1303,7 @@
               <w:t xml:space="preserve">Адрес регистрации: </w:t>
             </w:r>
             <w:r>
-              <w:t xml:space="preserve">141300, г. Сергиев Посад, наб. Садовая, д. 57, кв. 118</w:t>
+              <w:t xml:space="preserve">614000, г. Пермь, бул. Полевая, д. 70, кв. 157</w:t>
             </w:r>
           </w:p>
           <w:p>
@@ -1025,7 +1342,7 @@
               <w:t xml:space="preserve">Тел.: </w:t>
             </w:r>
             <w:r>
-              <w:t xml:space="preserve">+7 812 820 88 80</w:t>
+              <w:t xml:space="preserve">+7 (383) 711-77-26 доб. 271</w:t>
             </w:r>
           </w:p>
           <w:p>
@@ -1092,13 +1409,13 @@
       <w:t xml:space="preserve">ООО «Восход» · </w:t>
     </w:r>
     <w:r>
-      <w:t xml:space="preserve">+7 (843) 398-63-30</w:t>
+      <w:t xml:space="preserve">+7 (846) 917-75-95</w:t>
     </w:r>
     <w:r>
       <w:t xml:space="preserve"> · </w:t>
     </w:r>
     <w:r>
-      <w:t xml:space="preserve">volkova@list.ru</w:t>
+      <w:t xml:space="preserve">volkova@sibtrans.ru</w:t>
     </w:r>
   </w:p>
 </w:hdr>

--- a/tests/corpus_v2/docs/labor_0002.docx
+++ b/tests/corpus_v2/docs/labor_0002.docx
@@ -1121,6 +1121,37 @@
         <w:t xml:space="preserve">не позднее 20.06.20</w:t>
         <w:br/>
         <w:t xml:space="preserve">25</w:t>
+      </w:r>
+      <w:r>
+        <w:t xml:space="preserve">.</w:t>
+      </w:r>
+    </w:p>
+    <w:p/>
+    <w:p>
+      <w:r>
+        <w:rPr>
+          <w:b/>
+        </w:rPr>
+        <w:t xml:space="preserve">6. ОСОБЫЕ УСЛОВИЯ ОТДЕЛЬНЫХ ВИДОВ ДАННЫХ</w:t>
+      </w:r>
+    </w:p>
+    <w:p>
+      <w:r>
+        <w:t xml:space="preserve">6.1. Полномочия представителя подтверждены доверенностью, реестровый номер </w:t>
+      </w:r>
+      <w:r>
+        <w:t xml:space="preserve">78/1445-н/78-2022-12-7</w:t>
+      </w:r>
+      <w:r>
+        <w:t xml:space="preserve">.</w:t>
+      </w:r>
+    </w:p>
+    <w:p>
+      <w:r>
+        <w:t xml:space="preserve">6.2. Для сопоставления в учёте указывается: </w:t>
+      </w:r>
+      <w:r>
+        <w:t xml:space="preserve">срок действия 12/2024-06/2025</w:t>
       </w:r>
       <w:r>
         <w:t xml:space="preserve">.</w:t>

--- a/tests/corpus_v2/docs/labor_0002.docx
+++ b/tests/corpus_v2/docs/labor_0002.docx
@@ -1137,21 +1137,87 @@
     </w:p>
     <w:p>
       <w:r>
-        <w:t xml:space="preserve">6.1. Полномочия представителя подтверждены доверенностью, реестровый номер </w:t>
-      </w:r>
-      <w:r>
-        <w:t xml:space="preserve">78/1445-н/78-2022-12-7</w:t>
-      </w:r>
-      <w:r>
-        <w:t xml:space="preserve">.</w:t>
-      </w:r>
-    </w:p>
-    <w:p>
-      <w:r>
-        <w:t xml:space="preserve">6.2. Для сопоставления в учёте указывается: </w:t>
-      </w:r>
-      <w:r>
-        <w:t xml:space="preserve">срок действия 12/2024-06/2025</w:t>
+        <w:t xml:space="preserve">6.1. Работы выполняются на основании ранее заключённого Договора № </w:t>
+      </w:r>
+      <w:r>
+        <w:t xml:space="preserve">СУБ-44/2023</w:t>
+      </w:r>
+      <w:r>
+        <w:t xml:space="preserve"> между теми же сторонами.</w:t>
+      </w:r>
+    </w:p>
+    <w:p>
+      <w:r>
+        <w:t xml:space="preserve">6.2. Первичные документы: </w:t>
+      </w:r>
+      <w:r>
+        <w:t xml:space="preserve">как указано в пункте 4.2 настоящего Договора</w:t>
+      </w:r>
+      <w:r>
+        <w:t xml:space="preserve">.</w:t>
+      </w:r>
+    </w:p>
+    <w:p>
+      <w:r>
+        <w:t xml:space="preserve">6.3. Запись о лицензии внесена в реестр за регистрационным номером </w:t>
+      </w:r>
+      <w:r>
+        <w:t xml:space="preserve">895217304</w:t>
+      </w:r>
+      <w:r>
+        <w:t xml:space="preserve">.</w:t>
+      </w:r>
+    </w:p>
+    <w:p>
+      <w:r>
+        <w:t xml:space="preserve">6.4. Внутренний учёт ведётся отдельно: </w:t>
+      </w:r>
+      <w:r>
+        <w:t xml:space="preserve">инвентарный номер 123456789</w:t>
+      </w:r>
+      <w:r>
+        <w:t xml:space="preserve">.</w:t>
+      </w:r>
+    </w:p>
+    <w:p>
+      <w:r>
+        <w:t xml:space="preserve">6.5. Полномочия представителя подтверждены доверенностью, реестровый номер </w:t>
+      </w:r>
+      <w:r>
+        <w:t xml:space="preserve">77/714-н/77-2024-1-502</w:t>
+      </w:r>
+      <w:r>
+        <w:t xml:space="preserve">.</w:t>
+      </w:r>
+    </w:p>
+    <w:p>
+      <w:r>
+        <w:t xml:space="preserve">6.6. Для сопоставления в учёте указывается: </w:t>
+      </w:r>
+      <w:r>
+        <w:t xml:space="preserve">ГОСТ Р 52044-2003</w:t>
+      </w:r>
+      <w:r>
+        <w:t xml:space="preserve">.</w:t>
+      </w:r>
+    </w:p>
+    <w:p>
+      <w:r>
+        <w:t xml:space="preserve">6.7. Решение принято большинством в </w:t>
+      </w:r>
+      <w:r>
+        <w:t xml:space="preserve">40 % уставного капитала</w:t>
+      </w:r>
+      <w:r>
+        <w:t xml:space="preserve"> от общего числа голосов членов совета директоров.</w:t>
+      </w:r>
+    </w:p>
+    <w:p>
+      <w:r>
+        <w:t xml:space="preserve">6.8. Кворум определяется уставом: </w:t>
+      </w:r>
+      <w:r>
+        <w:t xml:space="preserve">доля брака не превышает 1 % партии</w:t>
       </w:r>
       <w:r>
         <w:t xml:space="preserve">.</w:t>

--- a/tests/corpus_v2/docs/labor_0002.docx
+++ b/tests/corpus_v2/docs/labor_0002.docx
@@ -1137,10 +1137,32 @@
     </w:p>
     <w:p>
       <w:r>
-        <w:t xml:space="preserve">6.1. Работы выполняются на основании ранее заключённого Договора № </w:t>
-      </w:r>
-      <w:r>
-        <w:t xml:space="preserve">СУБ-44/2023</w:t>
+        <w:t xml:space="preserve">6.1. Стороны ранее заключили </w:t>
+      </w:r>
+      <w:r>
+        <w:t xml:space="preserve">договор уступки права требования</w:t>
+      </w:r>
+      <w:r>
+        <w:t xml:space="preserve"> на сопоставимых условиях.</w:t>
+      </w:r>
+    </w:p>
+    <w:p>
+      <w:r>
+        <w:t xml:space="preserve">6.2. Прочие условия: </w:t>
+      </w:r>
+      <w:r>
+        <w:t xml:space="preserve">отношения сторон регулируются гражданским законодательством</w:t>
+      </w:r>
+      <w:r>
+        <w:t xml:space="preserve">.</w:t>
+      </w:r>
+    </w:p>
+    <w:p>
+      <w:r>
+        <w:t xml:space="preserve">6.3. Работы выполняются на основании ранее заключённого Договора № </w:t>
+      </w:r>
+      <w:r>
+        <w:t xml:space="preserve">17595/001-сс</w:t>
       </w:r>
       <w:r>
         <w:t xml:space="preserve"> между теми же сторонами.</w:t>
@@ -1148,29 +1170,73 @@
     </w:p>
     <w:p>
       <w:r>
-        <w:t xml:space="preserve">6.2. Первичные документы: </w:t>
-      </w:r>
-      <w:r>
-        <w:t xml:space="preserve">как указано в пункте 4.2 настоящего Договора</w:t>
-      </w:r>
-      <w:r>
-        <w:t xml:space="preserve">.</w:t>
-      </w:r>
-    </w:p>
-    <w:p>
-      <w:r>
-        <w:t xml:space="preserve">6.3. Запись о лицензии внесена в реестр за регистрационным номером </w:t>
-      </w:r>
-      <w:r>
-        <w:t xml:space="preserve">895217304</w:t>
-      </w:r>
-      <w:r>
-        <w:t xml:space="preserve">.</w:t>
-      </w:r>
-    </w:p>
-    <w:p>
-      <w:r>
-        <w:t xml:space="preserve">6.4. Внутренний учёт ведётся отдельно: </w:t>
+        <w:t xml:space="preserve">6.4. Первичные документы: </w:t>
+      </w:r>
+      <w:r>
+        <w:t xml:space="preserve">счёт-фактура выставлена без ссылки на номер</w:t>
+      </w:r>
+      <w:r>
+        <w:t xml:space="preserve">.</w:t>
+      </w:r>
+    </w:p>
+    <w:p>
+      <w:r>
+        <w:t xml:space="preserve">6.5. Паспорт гражданина Российской Федерации выдан </w:t>
+      </w:r>
+      <w:r>
+        <w:t xml:space="preserve">ОУФМС России по Тверской области в Заволжском р-не</w:t>
+      </w:r>
+      <w:r>
+        <w:t xml:space="preserve">, паспорт предъявлен при подписании.</w:t>
+      </w:r>
+    </w:p>
+    <w:p>
+      <w:r>
+        <w:t xml:space="preserve">6.6. Сопутствующие сведения: </w:t>
+      </w:r>
+      <w:r>
+        <w:t xml:space="preserve">доверенность выдана сроком на три года без права передоверия</w:t>
+      </w:r>
+      <w:r>
+        <w:t xml:space="preserve">.</w:t>
+      </w:r>
+    </w:p>
+    <w:p>
+      <w:r>
+        <w:t xml:space="preserve">6.7. Запись о государственной регистрации внесена регистрирующим органом: </w:t>
+      </w:r>
+      <w:r>
+        <w:t xml:space="preserve">МИФНС России № 15 по Санкт-Петербургу</w:t>
+      </w:r>
+      <w:r>
+        <w:t xml:space="preserve">.</w:t>
+      </w:r>
+    </w:p>
+    <w:p>
+      <w:r>
+        <w:t xml:space="preserve">6.8. Общие сведения о регистрации: </w:t>
+      </w:r>
+      <w:r>
+        <w:t xml:space="preserve">отчётность представляется в налоговый орган по месту учёта</w:t>
+      </w:r>
+      <w:r>
+        <w:t xml:space="preserve">.</w:t>
+      </w:r>
+    </w:p>
+    <w:p>
+      <w:r>
+        <w:t xml:space="preserve">6.9. Запись о лицензии внесена в реестр за регистрационным номером </w:t>
+      </w:r>
+      <w:r>
+        <w:t xml:space="preserve">731004592</w:t>
+      </w:r>
+      <w:r>
+        <w:t xml:space="preserve">.</w:t>
+      </w:r>
+    </w:p>
+    <w:p>
+      <w:r>
+        <w:t xml:space="preserve">6.10. Внутренний учёт ведётся отдельно: </w:t>
       </w:r>
       <w:r>
         <w:t xml:space="preserve">инвентарный номер 123456789</w:t>
@@ -1181,32 +1247,32 @@
     </w:p>
     <w:p>
       <w:r>
-        <w:t xml:space="preserve">6.5. Полномочия представителя подтверждены доверенностью, реестровый номер </w:t>
-      </w:r>
-      <w:r>
-        <w:t xml:space="preserve">77/714-н/77-2024-1-502</w:t>
-      </w:r>
-      <w:r>
-        <w:t xml:space="preserve">.</w:t>
-      </w:r>
-    </w:p>
-    <w:p>
-      <w:r>
-        <w:t xml:space="preserve">6.6. Для сопоставления в учёте указывается: </w:t>
-      </w:r>
-      <w:r>
-        <w:t xml:space="preserve">ГОСТ Р 52044-2003</w:t>
-      </w:r>
-      <w:r>
-        <w:t xml:space="preserve">.</w:t>
-      </w:r>
-    </w:p>
-    <w:p>
-      <w:r>
-        <w:t xml:space="preserve">6.7. Решение принято большинством в </w:t>
-      </w:r>
-      <w:r>
-        <w:t xml:space="preserve">40 % уставного капитала</w:t>
+        <w:t xml:space="preserve">6.11. Полномочия представителя подтверждены доверенностью, реестровый номер </w:t>
+      </w:r>
+      <w:r>
+        <w:t xml:space="preserve">78/1445-н/78-2022-12-7</w:t>
+      </w:r>
+      <w:r>
+        <w:t xml:space="preserve">.</w:t>
+      </w:r>
+    </w:p>
+    <w:p>
+      <w:r>
+        <w:t xml:space="preserve">6.12. Для сопоставления в учёте указывается: </w:t>
+      </w:r>
+      <w:r>
+        <w:t xml:space="preserve">кадастровый номер 77:01:0004012:2211</w:t>
+      </w:r>
+      <w:r>
+        <w:t xml:space="preserve">.</w:t>
+      </w:r>
+    </w:p>
+    <w:p>
+      <w:r>
+        <w:t xml:space="preserve">6.13. Решение принято большинством в </w:t>
+      </w:r>
+      <w:r>
+        <w:t xml:space="preserve">9 % уставного капитала общества</w:t>
       </w:r>
       <w:r>
         <w:t xml:space="preserve"> от общего числа голосов членов совета директоров.</w:t>
@@ -1214,7 +1280,7 @@
     </w:p>
     <w:p>
       <w:r>
-        <w:t xml:space="preserve">6.8. Кворум определяется уставом: </w:t>
+        <w:t xml:space="preserve">6.14. Кворум определяется уставом: </w:t>
       </w:r>
       <w:r>
         <w:t xml:space="preserve">доля брака не превышает 1 % партии</w:t>

--- a/tests/corpus_v2/docs/labor_0002.docx
+++ b/tests/corpus_v2/docs/labor_0002.docx
@@ -39,7 +39,7 @@
         <w:t xml:space="preserve">     </w:t>
       </w:r>
       <w:r>
-        <w:t xml:space="preserve">20 апреля 2025 г.</w:t>
+        <w:t xml:space="preserve">20.04.2025</w:t>
       </w:r>
     </w:p>
     <w:p/>
